--- a/Evaluation/report/evaluation_report.docx
+++ b/Evaluation/report/evaluation_report.docx
@@ -1786,6 +1786,2675 @@
       <w:pPr>
         <w:spacing w:before="40"/>
       </w:pPr>
+    </w:p>
+    <w:p>
+      <w:pPr>
+        <w:pStyle w:val="Heading2"/>
+      </w:pPr>
+      <w:r>
+        <w:rPr>
+          <w:rFonts w:ascii="Calibri" w:hAnsi="Calibri" w:eastAsia="Microsoft YaHei"/>
+          <w:color w:val="1F1F1F"/>
+        </w:rPr>
+        <w:t>Every model compared</w:t>
+      </w:r>
+    </w:p>
+    <w:p>
+      <w:r>
+        <w:rPr>
+          <w:rFonts w:ascii="Calibri" w:hAnsi="Calibri" w:eastAsia="Microsoft YaHei"/>
+        </w:rPr>
+        <w:t xml:space="preserve">All 15 on identical folds: </w:t>
+      </w:r>
+      <w:r>
+        <w:rPr>
+          <w:rFonts w:ascii="Consolas" w:hAnsi="Consolas" w:eastAsia="Consolas"/>
+          <w:color w:val="B03060"/>
+          <w:sz w:val="19"/>
+        </w:rPr>
+        <w:t>labels_v3</w:t>
+      </w:r>
+      <w:r>
+        <w:rPr>
+          <w:rFonts w:ascii="Calibri" w:hAnsi="Calibri" w:eastAsia="Microsoft YaHei"/>
+        </w:rPr>
+        <w:t xml:space="preserve">, </w:t>
+      </w:r>
+      <w:r>
+        <w:rPr>
+          <w:rFonts w:ascii="Consolas" w:hAnsi="Consolas" w:eastAsia="Consolas"/>
+          <w:color w:val="B03060"/>
+          <w:sz w:val="19"/>
+        </w:rPr>
+        <w:t>native150</w:t>
+      </w:r>
+      <w:r>
+        <w:rPr>
+          <w:rFonts w:ascii="Calibri" w:hAnsi="Calibri" w:eastAsia="Microsoft YaHei"/>
+        </w:rPr>
+        <w:t>, recording level, 5-fold</w:t>
+      </w:r>
+    </w:p>
+    <w:p>
+      <w:r>
+        <w:rPr>
+          <w:rFonts w:ascii="Calibri" w:hAnsi="Calibri" w:eastAsia="Microsoft YaHei"/>
+        </w:rPr>
+        <w:t>cross-validation grouped by recording, library default hyperparameters.</w:t>
+      </w:r>
+    </w:p>
+    <w:p>
+      <w:r>
+        <w:rPr>
+          <w:rFonts w:ascii="Calibri" w:hAnsi="Calibri" w:eastAsia="Microsoft YaHei"/>
+        </w:rPr>
+        <w:t>Fourteen of these are the backend's registry. **AdaBoost is an addition on our</w:t>
+      </w:r>
+    </w:p>
+    <w:p>
+      <w:r>
+        <w:rPr>
+          <w:rFonts w:ascii="Calibri" w:hAnsi="Calibri" w:eastAsia="Microsoft YaHei"/>
+        </w:rPr>
+        <w:t>side** (</w:t>
+      </w:r>
+      <w:r>
+        <w:rPr>
+          <w:rFonts w:ascii="Consolas" w:hAnsi="Consolas" w:eastAsia="Consolas"/>
+          <w:color w:val="B03060"/>
+          <w:sz w:val="19"/>
+        </w:rPr>
+        <w:t>Evaluation/v2k/adaboost.py</w:t>
+      </w:r>
+      <w:r>
+        <w:rPr>
+          <w:rFonts w:ascii="Calibri" w:hAnsi="Calibri" w:eastAsia="Microsoft YaHei"/>
+        </w:rPr>
+        <w:t xml:space="preserve">); it follows the same </w:t>
+      </w:r>
+      <w:r>
+        <w:rPr>
+          <w:rFonts w:ascii="Consolas" w:hAnsi="Consolas" w:eastAsia="Consolas"/>
+          <w:color w:val="B03060"/>
+          <w:sz w:val="19"/>
+        </w:rPr>
+        <w:t>BaseClassifier</w:t>
+      </w:r>
+    </w:p>
+    <w:p>
+      <w:r>
+        <w:rPr>
+          <w:rFonts w:ascii="Calibri" w:hAnsi="Calibri" w:eastAsia="Microsoft YaHei"/>
+        </w:rPr>
+        <w:t>contract so it can be scored on the same folds, but it is not part of</w:t>
+      </w:r>
+    </w:p>
+    <w:p>
+      <w:r>
+        <w:rPr>
+          <w:rFonts w:ascii="Consolas" w:hAnsi="Consolas" w:eastAsia="Consolas"/>
+          <w:color w:val="B03060"/>
+          <w:sz w:val="19"/>
+        </w:rPr>
+        <w:t>MLService</w:t>
+      </w:r>
+      <w:r>
+        <w:rPr>
+          <w:rFonts w:ascii="Calibri" w:hAnsi="Calibri" w:eastAsia="Microsoft YaHei"/>
+        </w:rPr>
+        <w:t xml:space="preserve"> and should not be described as one of the pipeline's classifiers.</w:t>
+      </w:r>
+    </w:p>
+    <w:tbl>
+      <w:tblPr>
+        <w:tblStyle w:val="TableGrid"/>
+        <w:tblW w:type="auto" w:w="0"/>
+        <w:jc w:val="left"/>
+        <w:tblLook w:firstColumn="1" w:firstRow="1" w:lastColumn="0" w:lastRow="0" w:noHBand="0" w:noVBand="1" w:val="04A0"/>
+      </w:tblPr>
+      <w:tblGrid>
+        <w:gridCol w:w="1234"/>
+        <w:gridCol w:w="1234"/>
+        <w:gridCol w:w="1234"/>
+        <w:gridCol w:w="1234"/>
+        <w:gridCol w:w="1234"/>
+        <w:gridCol w:w="1234"/>
+        <w:gridCol w:w="1234"/>
+      </w:tblGrid>
+      <w:tr>
+        <w:tc>
+          <w:tcPr>
+            <w:tcW w:type="dxa" w:w="1234"/>
+          </w:tcPr>
+          <w:p>
+            <w:r>
+              <w:rPr>
+                <w:rFonts w:ascii="Calibri" w:hAnsi="Calibri" w:eastAsia="Microsoft YaHei"/>
+                <w:b/>
+              </w:rPr>
+              <w:t>#</w:t>
+            </w:r>
+          </w:p>
+        </w:tc>
+        <w:tc>
+          <w:tcPr>
+            <w:tcW w:type="dxa" w:w="1234"/>
+          </w:tcPr>
+          <w:p>
+            <w:r>
+              <w:rPr>
+                <w:rFonts w:ascii="Calibri" w:hAnsi="Calibri" w:eastAsia="Microsoft YaHei"/>
+                <w:b/>
+              </w:rPr>
+              <w:t>Model</w:t>
+            </w:r>
+          </w:p>
+        </w:tc>
+        <w:tc>
+          <w:tcPr>
+            <w:tcW w:type="dxa" w:w="1234"/>
+          </w:tcPr>
+          <w:p>
+            <w:r>
+              <w:rPr>
+                <w:rFonts w:ascii="Calibri" w:hAnsi="Calibri" w:eastAsia="Microsoft YaHei"/>
+                <w:b/>
+              </w:rPr>
+              <w:t>Tier</w:t>
+            </w:r>
+          </w:p>
+        </w:tc>
+        <w:tc>
+          <w:tcPr>
+            <w:tcW w:type="dxa" w:w="1234"/>
+          </w:tcPr>
+          <w:p>
+            <w:r>
+              <w:rPr>
+                <w:rFonts w:ascii="Calibri" w:hAnsi="Calibri" w:eastAsia="Microsoft YaHei"/>
+                <w:b/>
+              </w:rPr>
+              <w:t>macro-F1</w:t>
+            </w:r>
+          </w:p>
+        </w:tc>
+        <w:tc>
+          <w:tcPr>
+            <w:tcW w:type="dxa" w:w="1234"/>
+          </w:tcPr>
+          <w:p>
+            <w:r>
+              <w:rPr>
+                <w:rFonts w:ascii="Calibri" w:hAnsi="Calibri" w:eastAsia="Microsoft YaHei"/>
+                <w:b/>
+              </w:rPr>
+              <w:t>Balanced acc</w:t>
+            </w:r>
+          </w:p>
+        </w:tc>
+        <w:tc>
+          <w:tcPr>
+            <w:tcW w:type="dxa" w:w="1234"/>
+          </w:tcPr>
+          <w:p>
+            <w:r>
+              <w:rPr>
+                <w:rFonts w:ascii="Calibri" w:hAnsi="Calibri" w:eastAsia="Microsoft YaHei"/>
+                <w:b/>
+              </w:rPr>
+              <w:t>Accuracy</w:t>
+            </w:r>
+          </w:p>
+        </w:tc>
+        <w:tc>
+          <w:tcPr>
+            <w:tcW w:type="dxa" w:w="1234"/>
+          </w:tcPr>
+          <w:p>
+            <w:r>
+              <w:rPr>
+                <w:rFonts w:ascii="Calibri" w:hAnsi="Calibri" w:eastAsia="Microsoft YaHei"/>
+                <w:b/>
+              </w:rPr>
+              <w:t>Fit (s/fold)</w:t>
+            </w:r>
+          </w:p>
+        </w:tc>
+      </w:tr>
+      <w:tr>
+        <w:tc>
+          <w:tcPr>
+            <w:tcW w:type="dxa" w:w="1234"/>
+          </w:tcPr>
+          <w:p>
+            <w:r>
+              <w:rPr>
+                <w:rFonts w:ascii="Calibri" w:hAnsi="Calibri" w:eastAsia="Microsoft YaHei"/>
+              </w:rPr>
+              <w:t>1</w:t>
+            </w:r>
+          </w:p>
+        </w:tc>
+        <w:tc>
+          <w:tcPr>
+            <w:tcW w:type="dxa" w:w="1234"/>
+          </w:tcPr>
+          <w:p>
+            <w:r>
+              <w:rPr>
+                <w:rFonts w:ascii="Calibri" w:hAnsi="Calibri" w:eastAsia="Microsoft YaHei"/>
+              </w:rPr>
+              <w:t>stacking</w:t>
+            </w:r>
+          </w:p>
+        </w:tc>
+        <w:tc>
+          <w:tcPr>
+            <w:tcW w:type="dxa" w:w="1234"/>
+          </w:tcPr>
+          <w:p>
+            <w:r>
+              <w:rPr>
+                <w:rFonts w:ascii="Calibri" w:hAnsi="Calibri" w:eastAsia="Microsoft YaHei"/>
+              </w:rPr>
+              <w:t>3</w:t>
+            </w:r>
+          </w:p>
+        </w:tc>
+        <w:tc>
+          <w:tcPr>
+            <w:tcW w:type="dxa" w:w="1234"/>
+          </w:tcPr>
+          <w:p>
+            <w:r>
+              <w:rPr>
+                <w:rFonts w:ascii="Calibri" w:hAnsi="Calibri" w:eastAsia="Microsoft YaHei"/>
+              </w:rPr>
+              <w:t>0.3164</w:t>
+            </w:r>
+          </w:p>
+        </w:tc>
+        <w:tc>
+          <w:tcPr>
+            <w:tcW w:type="dxa" w:w="1234"/>
+          </w:tcPr>
+          <w:p>
+            <w:r>
+              <w:rPr>
+                <w:rFonts w:ascii="Calibri" w:hAnsi="Calibri" w:eastAsia="Microsoft YaHei"/>
+              </w:rPr>
+              <w:t>0.2929</w:t>
+            </w:r>
+          </w:p>
+        </w:tc>
+        <w:tc>
+          <w:tcPr>
+            <w:tcW w:type="dxa" w:w="1234"/>
+          </w:tcPr>
+          <w:p>
+            <w:r>
+              <w:rPr>
+                <w:rFonts w:ascii="Calibri" w:hAnsi="Calibri" w:eastAsia="Microsoft YaHei"/>
+              </w:rPr>
+              <w:t>0.4092</w:t>
+            </w:r>
+          </w:p>
+        </w:tc>
+        <w:tc>
+          <w:tcPr>
+            <w:tcW w:type="dxa" w:w="1234"/>
+          </w:tcPr>
+          <w:p>
+            <w:r>
+              <w:rPr>
+                <w:rFonts w:ascii="Calibri" w:hAnsi="Calibri" w:eastAsia="Microsoft YaHei"/>
+              </w:rPr>
+              <w:t>17.2</w:t>
+            </w:r>
+          </w:p>
+        </w:tc>
+      </w:tr>
+      <w:tr>
+        <w:tc>
+          <w:tcPr>
+            <w:tcW w:type="dxa" w:w="1234"/>
+          </w:tcPr>
+          <w:p>
+            <w:r>
+              <w:rPr>
+                <w:rFonts w:ascii="Calibri" w:hAnsi="Calibri" w:eastAsia="Microsoft YaHei"/>
+              </w:rPr>
+              <w:t>2</w:t>
+            </w:r>
+          </w:p>
+        </w:tc>
+        <w:tc>
+          <w:tcPr>
+            <w:tcW w:type="dxa" w:w="1234"/>
+          </w:tcPr>
+          <w:p>
+            <w:r>
+              <w:rPr>
+                <w:rFonts w:ascii="Calibri" w:hAnsi="Calibri" w:eastAsia="Microsoft YaHei"/>
+              </w:rPr>
+              <w:t>xgboost</w:t>
+            </w:r>
+          </w:p>
+        </w:tc>
+        <w:tc>
+          <w:tcPr>
+            <w:tcW w:type="dxa" w:w="1234"/>
+          </w:tcPr>
+          <w:p>
+            <w:r>
+              <w:rPr>
+                <w:rFonts w:ascii="Calibri" w:hAnsi="Calibri" w:eastAsia="Microsoft YaHei"/>
+              </w:rPr>
+              <w:t>1</w:t>
+            </w:r>
+          </w:p>
+        </w:tc>
+        <w:tc>
+          <w:tcPr>
+            <w:tcW w:type="dxa" w:w="1234"/>
+          </w:tcPr>
+          <w:p>
+            <w:r>
+              <w:rPr>
+                <w:rFonts w:ascii="Calibri" w:hAnsi="Calibri" w:eastAsia="Microsoft YaHei"/>
+              </w:rPr>
+              <w:t>0.3040</w:t>
+            </w:r>
+          </w:p>
+        </w:tc>
+        <w:tc>
+          <w:tcPr>
+            <w:tcW w:type="dxa" w:w="1234"/>
+          </w:tcPr>
+          <w:p>
+            <w:r>
+              <w:rPr>
+                <w:rFonts w:ascii="Calibri" w:hAnsi="Calibri" w:eastAsia="Microsoft YaHei"/>
+              </w:rPr>
+              <w:t>0.2832</w:t>
+            </w:r>
+          </w:p>
+        </w:tc>
+        <w:tc>
+          <w:tcPr>
+            <w:tcW w:type="dxa" w:w="1234"/>
+          </w:tcPr>
+          <w:p>
+            <w:r>
+              <w:rPr>
+                <w:rFonts w:ascii="Calibri" w:hAnsi="Calibri" w:eastAsia="Microsoft YaHei"/>
+              </w:rPr>
+              <w:t>0.4031</w:t>
+            </w:r>
+          </w:p>
+        </w:tc>
+        <w:tc>
+          <w:tcPr>
+            <w:tcW w:type="dxa" w:w="1234"/>
+          </w:tcPr>
+          <w:p>
+            <w:r>
+              <w:rPr>
+                <w:rFonts w:ascii="Calibri" w:hAnsi="Calibri" w:eastAsia="Microsoft YaHei"/>
+              </w:rPr>
+              <w:t>3.3</w:t>
+            </w:r>
+          </w:p>
+        </w:tc>
+      </w:tr>
+      <w:tr>
+        <w:tc>
+          <w:tcPr>
+            <w:tcW w:type="dxa" w:w="1234"/>
+          </w:tcPr>
+          <w:p>
+            <w:r>
+              <w:rPr>
+                <w:rFonts w:ascii="Calibri" w:hAnsi="Calibri" w:eastAsia="Microsoft YaHei"/>
+              </w:rPr>
+              <w:t>3</w:t>
+            </w:r>
+          </w:p>
+        </w:tc>
+        <w:tc>
+          <w:tcPr>
+            <w:tcW w:type="dxa" w:w="1234"/>
+          </w:tcPr>
+          <w:p>
+            <w:r>
+              <w:rPr>
+                <w:rFonts w:ascii="Calibri" w:hAnsi="Calibri" w:eastAsia="Microsoft YaHei"/>
+              </w:rPr>
+              <w:t>lightgbm</w:t>
+            </w:r>
+          </w:p>
+        </w:tc>
+        <w:tc>
+          <w:tcPr>
+            <w:tcW w:type="dxa" w:w="1234"/>
+          </w:tcPr>
+          <w:p>
+            <w:r>
+              <w:rPr>
+                <w:rFonts w:ascii="Calibri" w:hAnsi="Calibri" w:eastAsia="Microsoft YaHei"/>
+              </w:rPr>
+              <w:t>1</w:t>
+            </w:r>
+          </w:p>
+        </w:tc>
+        <w:tc>
+          <w:tcPr>
+            <w:tcW w:type="dxa" w:w="1234"/>
+          </w:tcPr>
+          <w:p>
+            <w:r>
+              <w:rPr>
+                <w:rFonts w:ascii="Calibri" w:hAnsi="Calibri" w:eastAsia="Microsoft YaHei"/>
+              </w:rPr>
+              <w:t>0.2912</w:t>
+            </w:r>
+          </w:p>
+        </w:tc>
+        <w:tc>
+          <w:tcPr>
+            <w:tcW w:type="dxa" w:w="1234"/>
+          </w:tcPr>
+          <w:p>
+            <w:r>
+              <w:rPr>
+                <w:rFonts w:ascii="Calibri" w:hAnsi="Calibri" w:eastAsia="Microsoft YaHei"/>
+              </w:rPr>
+              <w:t>0.2702</w:t>
+            </w:r>
+          </w:p>
+        </w:tc>
+        <w:tc>
+          <w:tcPr>
+            <w:tcW w:type="dxa" w:w="1234"/>
+          </w:tcPr>
+          <w:p>
+            <w:r>
+              <w:rPr>
+                <w:rFonts w:ascii="Calibri" w:hAnsi="Calibri" w:eastAsia="Microsoft YaHei"/>
+              </w:rPr>
+              <w:t>0.3977</w:t>
+            </w:r>
+          </w:p>
+        </w:tc>
+        <w:tc>
+          <w:tcPr>
+            <w:tcW w:type="dxa" w:w="1234"/>
+          </w:tcPr>
+          <w:p>
+            <w:r>
+              <w:rPr>
+                <w:rFonts w:ascii="Calibri" w:hAnsi="Calibri" w:eastAsia="Microsoft YaHei"/>
+              </w:rPr>
+              <w:t>1.6</w:t>
+            </w:r>
+          </w:p>
+        </w:tc>
+      </w:tr>
+      <w:tr>
+        <w:tc>
+          <w:tcPr>
+            <w:tcW w:type="dxa" w:w="1234"/>
+          </w:tcPr>
+          <w:p>
+            <w:r>
+              <w:rPr>
+                <w:rFonts w:ascii="Calibri" w:hAnsi="Calibri" w:eastAsia="Microsoft YaHei"/>
+              </w:rPr>
+              <w:t>4</w:t>
+            </w:r>
+          </w:p>
+        </w:tc>
+        <w:tc>
+          <w:tcPr>
+            <w:tcW w:type="dxa" w:w="1234"/>
+          </w:tcPr>
+          <w:p>
+            <w:r>
+              <w:rPr>
+                <w:rFonts w:ascii="Calibri" w:hAnsi="Calibri" w:eastAsia="Microsoft YaHei"/>
+              </w:rPr>
+              <w:t>mlp</w:t>
+            </w:r>
+          </w:p>
+        </w:tc>
+        <w:tc>
+          <w:tcPr>
+            <w:tcW w:type="dxa" w:w="1234"/>
+          </w:tcPr>
+          <w:p>
+            <w:r>
+              <w:rPr>
+                <w:rFonts w:ascii="Calibri" w:hAnsi="Calibri" w:eastAsia="Microsoft YaHei"/>
+              </w:rPr>
+              <w:t>2</w:t>
+            </w:r>
+          </w:p>
+        </w:tc>
+        <w:tc>
+          <w:tcPr>
+            <w:tcW w:type="dxa" w:w="1234"/>
+          </w:tcPr>
+          <w:p>
+            <w:r>
+              <w:rPr>
+                <w:rFonts w:ascii="Calibri" w:hAnsi="Calibri" w:eastAsia="Microsoft YaHei"/>
+              </w:rPr>
+              <w:t>0.2888</w:t>
+            </w:r>
+          </w:p>
+        </w:tc>
+        <w:tc>
+          <w:tcPr>
+            <w:tcW w:type="dxa" w:w="1234"/>
+          </w:tcPr>
+          <w:p>
+            <w:r>
+              <w:rPr>
+                <w:rFonts w:ascii="Calibri" w:hAnsi="Calibri" w:eastAsia="Microsoft YaHei"/>
+              </w:rPr>
+              <w:t>0.2807</w:t>
+            </w:r>
+          </w:p>
+        </w:tc>
+        <w:tc>
+          <w:tcPr>
+            <w:tcW w:type="dxa" w:w="1234"/>
+          </w:tcPr>
+          <w:p>
+            <w:r>
+              <w:rPr>
+                <w:rFonts w:ascii="Calibri" w:hAnsi="Calibri" w:eastAsia="Microsoft YaHei"/>
+              </w:rPr>
+              <w:t>0.3778</w:t>
+            </w:r>
+          </w:p>
+        </w:tc>
+        <w:tc>
+          <w:tcPr>
+            <w:tcW w:type="dxa" w:w="1234"/>
+          </w:tcPr>
+          <w:p>
+            <w:r>
+              <w:rPr>
+                <w:rFonts w:ascii="Calibri" w:hAnsi="Calibri" w:eastAsia="Microsoft YaHei"/>
+              </w:rPr>
+              <w:t>4.8</w:t>
+            </w:r>
+          </w:p>
+        </w:tc>
+      </w:tr>
+      <w:tr>
+        <w:tc>
+          <w:tcPr>
+            <w:tcW w:type="dxa" w:w="1234"/>
+          </w:tcPr>
+          <w:p>
+            <w:r>
+              <w:rPr>
+                <w:rFonts w:ascii="Calibri" w:hAnsi="Calibri" w:eastAsia="Microsoft YaHei"/>
+              </w:rPr>
+              <w:t>5</w:t>
+            </w:r>
+          </w:p>
+        </w:tc>
+        <w:tc>
+          <w:tcPr>
+            <w:tcW w:type="dxa" w:w="1234"/>
+          </w:tcPr>
+          <w:p>
+            <w:r>
+              <w:rPr>
+                <w:rFonts w:ascii="Calibri" w:hAnsi="Calibri" w:eastAsia="Microsoft YaHei"/>
+              </w:rPr>
+              <w:t>voting</w:t>
+            </w:r>
+          </w:p>
+        </w:tc>
+        <w:tc>
+          <w:tcPr>
+            <w:tcW w:type="dxa" w:w="1234"/>
+          </w:tcPr>
+          <w:p>
+            <w:r>
+              <w:rPr>
+                <w:rFonts w:ascii="Calibri" w:hAnsi="Calibri" w:eastAsia="Microsoft YaHei"/>
+              </w:rPr>
+              <w:t>3</w:t>
+            </w:r>
+          </w:p>
+        </w:tc>
+        <w:tc>
+          <w:tcPr>
+            <w:tcW w:type="dxa" w:w="1234"/>
+          </w:tcPr>
+          <w:p>
+            <w:r>
+              <w:rPr>
+                <w:rFonts w:ascii="Calibri" w:hAnsi="Calibri" w:eastAsia="Microsoft YaHei"/>
+              </w:rPr>
+              <w:t>0.2885</w:t>
+            </w:r>
+          </w:p>
+        </w:tc>
+        <w:tc>
+          <w:tcPr>
+            <w:tcW w:type="dxa" w:w="1234"/>
+          </w:tcPr>
+          <w:p>
+            <w:r>
+              <w:rPr>
+                <w:rFonts w:ascii="Calibri" w:hAnsi="Calibri" w:eastAsia="Microsoft YaHei"/>
+              </w:rPr>
+              <w:t>0.2758</w:t>
+            </w:r>
+          </w:p>
+        </w:tc>
+        <w:tc>
+          <w:tcPr>
+            <w:tcW w:type="dxa" w:w="1234"/>
+          </w:tcPr>
+          <w:p>
+            <w:r>
+              <w:rPr>
+                <w:rFonts w:ascii="Calibri" w:hAnsi="Calibri" w:eastAsia="Microsoft YaHei"/>
+              </w:rPr>
+              <w:t>0.4024</w:t>
+            </w:r>
+          </w:p>
+        </w:tc>
+        <w:tc>
+          <w:tcPr>
+            <w:tcW w:type="dxa" w:w="1234"/>
+          </w:tcPr>
+          <w:p>
+            <w:r>
+              <w:rPr>
+                <w:rFonts w:ascii="Calibri" w:hAnsi="Calibri" w:eastAsia="Microsoft YaHei"/>
+              </w:rPr>
+              <w:t>13.1</w:t>
+            </w:r>
+          </w:p>
+        </w:tc>
+      </w:tr>
+      <w:tr>
+        <w:tc>
+          <w:tcPr>
+            <w:tcW w:type="dxa" w:w="1234"/>
+          </w:tcPr>
+          <w:p>
+            <w:r>
+              <w:rPr>
+                <w:rFonts w:ascii="Calibri" w:hAnsi="Calibri" w:eastAsia="Microsoft YaHei"/>
+              </w:rPr>
+              <w:t>6</w:t>
+            </w:r>
+          </w:p>
+        </w:tc>
+        <w:tc>
+          <w:tcPr>
+            <w:tcW w:type="dxa" w:w="1234"/>
+          </w:tcPr>
+          <w:p>
+            <w:r>
+              <w:rPr>
+                <w:rFonts w:ascii="Calibri" w:hAnsi="Calibri" w:eastAsia="Microsoft YaHei"/>
+              </w:rPr>
+              <w:t>random_forest</w:t>
+            </w:r>
+          </w:p>
+        </w:tc>
+        <w:tc>
+          <w:tcPr>
+            <w:tcW w:type="dxa" w:w="1234"/>
+          </w:tcPr>
+          <w:p>
+            <w:r>
+              <w:rPr>
+                <w:rFonts w:ascii="Calibri" w:hAnsi="Calibri" w:eastAsia="Microsoft YaHei"/>
+              </w:rPr>
+              <w:t>1</w:t>
+            </w:r>
+          </w:p>
+        </w:tc>
+        <w:tc>
+          <w:tcPr>
+            <w:tcW w:type="dxa" w:w="1234"/>
+          </w:tcPr>
+          <w:p>
+            <w:r>
+              <w:rPr>
+                <w:rFonts w:ascii="Calibri" w:hAnsi="Calibri" w:eastAsia="Microsoft YaHei"/>
+              </w:rPr>
+              <w:t>0.2816</w:t>
+            </w:r>
+          </w:p>
+        </w:tc>
+        <w:tc>
+          <w:tcPr>
+            <w:tcW w:type="dxa" w:w="1234"/>
+          </w:tcPr>
+          <w:p>
+            <w:r>
+              <w:rPr>
+                <w:rFonts w:ascii="Calibri" w:hAnsi="Calibri" w:eastAsia="Microsoft YaHei"/>
+              </w:rPr>
+              <w:t>0.2555</w:t>
+            </w:r>
+          </w:p>
+        </w:tc>
+        <w:tc>
+          <w:tcPr>
+            <w:tcW w:type="dxa" w:w="1234"/>
+          </w:tcPr>
+          <w:p>
+            <w:r>
+              <w:rPr>
+                <w:rFonts w:ascii="Calibri" w:hAnsi="Calibri" w:eastAsia="Microsoft YaHei"/>
+              </w:rPr>
+              <w:t>0.3962</w:t>
+            </w:r>
+          </w:p>
+        </w:tc>
+        <w:tc>
+          <w:tcPr>
+            <w:tcW w:type="dxa" w:w="1234"/>
+          </w:tcPr>
+          <w:p>
+            <w:r>
+              <w:rPr>
+                <w:rFonts w:ascii="Calibri" w:hAnsi="Calibri" w:eastAsia="Microsoft YaHei"/>
+              </w:rPr>
+              <w:t>0.3</w:t>
+            </w:r>
+          </w:p>
+        </w:tc>
+      </w:tr>
+      <w:tr>
+        <w:tc>
+          <w:tcPr>
+            <w:tcW w:type="dxa" w:w="1234"/>
+          </w:tcPr>
+          <w:p>
+            <w:r>
+              <w:rPr>
+                <w:rFonts w:ascii="Calibri" w:hAnsi="Calibri" w:eastAsia="Microsoft YaHei"/>
+              </w:rPr>
+              <w:t>7</w:t>
+            </w:r>
+          </w:p>
+        </w:tc>
+        <w:tc>
+          <w:tcPr>
+            <w:tcW w:type="dxa" w:w="1234"/>
+          </w:tcPr>
+          <w:p>
+            <w:r>
+              <w:rPr>
+                <w:rFonts w:ascii="Calibri" w:hAnsi="Calibri" w:eastAsia="Microsoft YaHei"/>
+              </w:rPr>
+              <w:t>late_fusion</w:t>
+            </w:r>
+          </w:p>
+        </w:tc>
+        <w:tc>
+          <w:tcPr>
+            <w:tcW w:type="dxa" w:w="1234"/>
+          </w:tcPr>
+          <w:p>
+            <w:r>
+              <w:rPr>
+                <w:rFonts w:ascii="Calibri" w:hAnsi="Calibri" w:eastAsia="Microsoft YaHei"/>
+              </w:rPr>
+              <w:t>3</w:t>
+            </w:r>
+          </w:p>
+        </w:tc>
+        <w:tc>
+          <w:tcPr>
+            <w:tcW w:type="dxa" w:w="1234"/>
+          </w:tcPr>
+          <w:p>
+            <w:r>
+              <w:rPr>
+                <w:rFonts w:ascii="Calibri" w:hAnsi="Calibri" w:eastAsia="Microsoft YaHei"/>
+              </w:rPr>
+              <w:t>0.2594</w:t>
+            </w:r>
+          </w:p>
+        </w:tc>
+        <w:tc>
+          <w:tcPr>
+            <w:tcW w:type="dxa" w:w="1234"/>
+          </w:tcPr>
+          <w:p>
+            <w:r>
+              <w:rPr>
+                <w:rFonts w:ascii="Calibri" w:hAnsi="Calibri" w:eastAsia="Microsoft YaHei"/>
+              </w:rPr>
+              <w:t>0.2395</w:t>
+            </w:r>
+          </w:p>
+        </w:tc>
+        <w:tc>
+          <w:tcPr>
+            <w:tcW w:type="dxa" w:w="1234"/>
+          </w:tcPr>
+          <w:p>
+            <w:r>
+              <w:rPr>
+                <w:rFonts w:ascii="Calibri" w:hAnsi="Calibri" w:eastAsia="Microsoft YaHei"/>
+              </w:rPr>
+              <w:t>0.3802</w:t>
+            </w:r>
+          </w:p>
+        </w:tc>
+        <w:tc>
+          <w:tcPr>
+            <w:tcW w:type="dxa" w:w="1234"/>
+          </w:tcPr>
+          <w:p>
+            <w:r>
+              <w:rPr>
+                <w:rFonts w:ascii="Calibri" w:hAnsi="Calibri" w:eastAsia="Microsoft YaHei"/>
+              </w:rPr>
+              <w:t>10.1</w:t>
+            </w:r>
+          </w:p>
+        </w:tc>
+      </w:tr>
+      <w:tr>
+        <w:tc>
+          <w:tcPr>
+            <w:tcW w:type="dxa" w:w="1234"/>
+          </w:tcPr>
+          <w:p>
+            <w:r>
+              <w:rPr>
+                <w:rFonts w:ascii="Calibri" w:hAnsi="Calibri" w:eastAsia="Microsoft YaHei"/>
+              </w:rPr>
+              <w:t>8</w:t>
+            </w:r>
+          </w:p>
+        </w:tc>
+        <w:tc>
+          <w:tcPr>
+            <w:tcW w:type="dxa" w:w="1234"/>
+          </w:tcPr>
+          <w:p>
+            <w:r>
+              <w:rPr>
+                <w:rFonts w:ascii="Calibri" w:hAnsi="Calibri" w:eastAsia="Microsoft YaHei"/>
+              </w:rPr>
+              <w:t>transformer</w:t>
+            </w:r>
+          </w:p>
+        </w:tc>
+        <w:tc>
+          <w:tcPr>
+            <w:tcW w:type="dxa" w:w="1234"/>
+          </w:tcPr>
+          <w:p>
+            <w:r>
+              <w:rPr>
+                <w:rFonts w:ascii="Calibri" w:hAnsi="Calibri" w:eastAsia="Microsoft YaHei"/>
+              </w:rPr>
+              <w:t>2</w:t>
+            </w:r>
+          </w:p>
+        </w:tc>
+        <w:tc>
+          <w:tcPr>
+            <w:tcW w:type="dxa" w:w="1234"/>
+          </w:tcPr>
+          <w:p>
+            <w:r>
+              <w:rPr>
+                <w:rFonts w:ascii="Calibri" w:hAnsi="Calibri" w:eastAsia="Microsoft YaHei"/>
+              </w:rPr>
+              <w:t>0.2464</w:t>
+            </w:r>
+          </w:p>
+        </w:tc>
+        <w:tc>
+          <w:tcPr>
+            <w:tcW w:type="dxa" w:w="1234"/>
+          </w:tcPr>
+          <w:p>
+            <w:r>
+              <w:rPr>
+                <w:rFonts w:ascii="Calibri" w:hAnsi="Calibri" w:eastAsia="Microsoft YaHei"/>
+              </w:rPr>
+              <w:t>0.2481</w:t>
+            </w:r>
+          </w:p>
+        </w:tc>
+        <w:tc>
+          <w:tcPr>
+            <w:tcW w:type="dxa" w:w="1234"/>
+          </w:tcPr>
+          <w:p>
+            <w:r>
+              <w:rPr>
+                <w:rFonts w:ascii="Calibri" w:hAnsi="Calibri" w:eastAsia="Microsoft YaHei"/>
+              </w:rPr>
+              <w:t>0.3437</w:t>
+            </w:r>
+          </w:p>
+        </w:tc>
+        <w:tc>
+          <w:tcPr>
+            <w:tcW w:type="dxa" w:w="1234"/>
+          </w:tcPr>
+          <w:p>
+            <w:r>
+              <w:rPr>
+                <w:rFonts w:ascii="Calibri" w:hAnsi="Calibri" w:eastAsia="Microsoft YaHei"/>
+              </w:rPr>
+              <w:t>27.2</w:t>
+            </w:r>
+          </w:p>
+        </w:tc>
+      </w:tr>
+      <w:tr>
+        <w:tc>
+          <w:tcPr>
+            <w:tcW w:type="dxa" w:w="1234"/>
+          </w:tcPr>
+          <w:p>
+            <w:r>
+              <w:rPr>
+                <w:rFonts w:ascii="Calibri" w:hAnsi="Calibri" w:eastAsia="Microsoft YaHei"/>
+              </w:rPr>
+              <w:t>9</w:t>
+            </w:r>
+          </w:p>
+        </w:tc>
+        <w:tc>
+          <w:tcPr>
+            <w:tcW w:type="dxa" w:w="1234"/>
+          </w:tcPr>
+          <w:p>
+            <w:r>
+              <w:rPr>
+                <w:rFonts w:ascii="Calibri" w:hAnsi="Calibri" w:eastAsia="Microsoft YaHei"/>
+              </w:rPr>
+              <w:t>svm</w:t>
+            </w:r>
+          </w:p>
+        </w:tc>
+        <w:tc>
+          <w:tcPr>
+            <w:tcW w:type="dxa" w:w="1234"/>
+          </w:tcPr>
+          <w:p>
+            <w:r>
+              <w:rPr>
+                <w:rFonts w:ascii="Calibri" w:hAnsi="Calibri" w:eastAsia="Microsoft YaHei"/>
+              </w:rPr>
+              <w:t>1</w:t>
+            </w:r>
+          </w:p>
+        </w:tc>
+        <w:tc>
+          <w:tcPr>
+            <w:tcW w:type="dxa" w:w="1234"/>
+          </w:tcPr>
+          <w:p>
+            <w:r>
+              <w:rPr>
+                <w:rFonts w:ascii="Calibri" w:hAnsi="Calibri" w:eastAsia="Microsoft YaHei"/>
+              </w:rPr>
+              <w:t>0.2428</w:t>
+            </w:r>
+          </w:p>
+        </w:tc>
+        <w:tc>
+          <w:tcPr>
+            <w:tcW w:type="dxa" w:w="1234"/>
+          </w:tcPr>
+          <w:p>
+            <w:r>
+              <w:rPr>
+                <w:rFonts w:ascii="Calibri" w:hAnsi="Calibri" w:eastAsia="Microsoft YaHei"/>
+              </w:rPr>
+              <w:t>0.2285</w:t>
+            </w:r>
+          </w:p>
+        </w:tc>
+        <w:tc>
+          <w:tcPr>
+            <w:tcW w:type="dxa" w:w="1234"/>
+          </w:tcPr>
+          <w:p>
+            <w:r>
+              <w:rPr>
+                <w:rFonts w:ascii="Calibri" w:hAnsi="Calibri" w:eastAsia="Microsoft YaHei"/>
+              </w:rPr>
+              <w:t>0.3806</w:t>
+            </w:r>
+          </w:p>
+        </w:tc>
+        <w:tc>
+          <w:tcPr>
+            <w:tcW w:type="dxa" w:w="1234"/>
+          </w:tcPr>
+          <w:p>
+            <w:r>
+              <w:rPr>
+                <w:rFonts w:ascii="Calibri" w:hAnsi="Calibri" w:eastAsia="Microsoft YaHei"/>
+              </w:rPr>
+              <w:t>8.1</w:t>
+            </w:r>
+          </w:p>
+        </w:tc>
+      </w:tr>
+      <w:tr>
+        <w:tc>
+          <w:tcPr>
+            <w:tcW w:type="dxa" w:w="1234"/>
+          </w:tcPr>
+          <w:p>
+            <w:r>
+              <w:rPr>
+                <w:rFonts w:ascii="Calibri" w:hAnsi="Calibri" w:eastAsia="Microsoft YaHei"/>
+              </w:rPr>
+              <w:t>10</w:t>
+            </w:r>
+          </w:p>
+        </w:tc>
+        <w:tc>
+          <w:tcPr>
+            <w:tcW w:type="dxa" w:w="1234"/>
+          </w:tcPr>
+          <w:p>
+            <w:r>
+              <w:rPr>
+                <w:rFonts w:ascii="Calibri" w:hAnsi="Calibri" w:eastAsia="Microsoft YaHei"/>
+              </w:rPr>
+              <w:t>knn</w:t>
+            </w:r>
+          </w:p>
+        </w:tc>
+        <w:tc>
+          <w:tcPr>
+            <w:tcW w:type="dxa" w:w="1234"/>
+          </w:tcPr>
+          <w:p>
+            <w:r>
+              <w:rPr>
+                <w:rFonts w:ascii="Calibri" w:hAnsi="Calibri" w:eastAsia="Microsoft YaHei"/>
+              </w:rPr>
+              <w:t>1</w:t>
+            </w:r>
+          </w:p>
+        </w:tc>
+        <w:tc>
+          <w:tcPr>
+            <w:tcW w:type="dxa" w:w="1234"/>
+          </w:tcPr>
+          <w:p>
+            <w:r>
+              <w:rPr>
+                <w:rFonts w:ascii="Calibri" w:hAnsi="Calibri" w:eastAsia="Microsoft YaHei"/>
+              </w:rPr>
+              <w:t>0.2313</w:t>
+            </w:r>
+          </w:p>
+        </w:tc>
+        <w:tc>
+          <w:tcPr>
+            <w:tcW w:type="dxa" w:w="1234"/>
+          </w:tcPr>
+          <w:p>
+            <w:r>
+              <w:rPr>
+                <w:rFonts w:ascii="Calibri" w:hAnsi="Calibri" w:eastAsia="Microsoft YaHei"/>
+              </w:rPr>
+              <w:t>0.2227</w:t>
+            </w:r>
+          </w:p>
+        </w:tc>
+        <w:tc>
+          <w:tcPr>
+            <w:tcW w:type="dxa" w:w="1234"/>
+          </w:tcPr>
+          <w:p>
+            <w:r>
+              <w:rPr>
+                <w:rFonts w:ascii="Calibri" w:hAnsi="Calibri" w:eastAsia="Microsoft YaHei"/>
+              </w:rPr>
+              <w:t>0.3376</w:t>
+            </w:r>
+          </w:p>
+        </w:tc>
+        <w:tc>
+          <w:tcPr>
+            <w:tcW w:type="dxa" w:w="1234"/>
+          </w:tcPr>
+          <w:p>
+            <w:r>
+              <w:rPr>
+                <w:rFonts w:ascii="Calibri" w:hAnsi="Calibri" w:eastAsia="Microsoft YaHei"/>
+              </w:rPr>
+              <w:t>0.0</w:t>
+            </w:r>
+          </w:p>
+        </w:tc>
+      </w:tr>
+      <w:tr>
+        <w:tc>
+          <w:tcPr>
+            <w:tcW w:type="dxa" w:w="1234"/>
+          </w:tcPr>
+          <w:p>
+            <w:r>
+              <w:rPr>
+                <w:rFonts w:ascii="Calibri" w:hAnsi="Calibri" w:eastAsia="Microsoft YaHei"/>
+              </w:rPr>
+              <w:t>11</w:t>
+            </w:r>
+          </w:p>
+        </w:tc>
+        <w:tc>
+          <w:tcPr>
+            <w:tcW w:type="dxa" w:w="1234"/>
+          </w:tcPr>
+          <w:p>
+            <w:r>
+              <w:rPr>
+                <w:rFonts w:ascii="Calibri" w:hAnsi="Calibri" w:eastAsia="Microsoft YaHei"/>
+              </w:rPr>
+              <w:t>lstm</w:t>
+            </w:r>
+          </w:p>
+        </w:tc>
+        <w:tc>
+          <w:tcPr>
+            <w:tcW w:type="dxa" w:w="1234"/>
+          </w:tcPr>
+          <w:p>
+            <w:r>
+              <w:rPr>
+                <w:rFonts w:ascii="Calibri" w:hAnsi="Calibri" w:eastAsia="Microsoft YaHei"/>
+              </w:rPr>
+              <w:t>2</w:t>
+            </w:r>
+          </w:p>
+        </w:tc>
+        <w:tc>
+          <w:tcPr>
+            <w:tcW w:type="dxa" w:w="1234"/>
+          </w:tcPr>
+          <w:p>
+            <w:r>
+              <w:rPr>
+                <w:rFonts w:ascii="Calibri" w:hAnsi="Calibri" w:eastAsia="Microsoft YaHei"/>
+              </w:rPr>
+              <w:t>0.2235</w:t>
+            </w:r>
+          </w:p>
+        </w:tc>
+        <w:tc>
+          <w:tcPr>
+            <w:tcW w:type="dxa" w:w="1234"/>
+          </w:tcPr>
+          <w:p>
+            <w:r>
+              <w:rPr>
+                <w:rFonts w:ascii="Calibri" w:hAnsi="Calibri" w:eastAsia="Microsoft YaHei"/>
+              </w:rPr>
+              <w:t>0.2263</w:t>
+            </w:r>
+          </w:p>
+        </w:tc>
+        <w:tc>
+          <w:tcPr>
+            <w:tcW w:type="dxa" w:w="1234"/>
+          </w:tcPr>
+          <w:p>
+            <w:r>
+              <w:rPr>
+                <w:rFonts w:ascii="Calibri" w:hAnsi="Calibri" w:eastAsia="Microsoft YaHei"/>
+              </w:rPr>
+              <w:t>0.3523</w:t>
+            </w:r>
+          </w:p>
+        </w:tc>
+        <w:tc>
+          <w:tcPr>
+            <w:tcW w:type="dxa" w:w="1234"/>
+          </w:tcPr>
+          <w:p>
+            <w:r>
+              <w:rPr>
+                <w:rFonts w:ascii="Calibri" w:hAnsi="Calibri" w:eastAsia="Microsoft YaHei"/>
+              </w:rPr>
+              <w:t>13.3</w:t>
+            </w:r>
+          </w:p>
+        </w:tc>
+      </w:tr>
+      <w:tr>
+        <w:tc>
+          <w:tcPr>
+            <w:tcW w:type="dxa" w:w="1234"/>
+          </w:tcPr>
+          <w:p>
+            <w:r>
+              <w:rPr>
+                <w:rFonts w:ascii="Calibri" w:hAnsi="Calibri" w:eastAsia="Microsoft YaHei"/>
+              </w:rPr>
+              <w:t>12</w:t>
+            </w:r>
+          </w:p>
+        </w:tc>
+        <w:tc>
+          <w:tcPr>
+            <w:tcW w:type="dxa" w:w="1234"/>
+          </w:tcPr>
+          <w:p>
+            <w:r>
+              <w:rPr>
+                <w:rFonts w:ascii="Calibri" w:hAnsi="Calibri" w:eastAsia="Microsoft YaHei"/>
+              </w:rPr>
+              <w:t>decision_tree</w:t>
+            </w:r>
+          </w:p>
+        </w:tc>
+        <w:tc>
+          <w:tcPr>
+            <w:tcW w:type="dxa" w:w="1234"/>
+          </w:tcPr>
+          <w:p>
+            <w:r>
+              <w:rPr>
+                <w:rFonts w:ascii="Calibri" w:hAnsi="Calibri" w:eastAsia="Microsoft YaHei"/>
+              </w:rPr>
+              <w:t>1</w:t>
+            </w:r>
+          </w:p>
+        </w:tc>
+        <w:tc>
+          <w:tcPr>
+            <w:tcW w:type="dxa" w:w="1234"/>
+          </w:tcPr>
+          <w:p>
+            <w:r>
+              <w:rPr>
+                <w:rFonts w:ascii="Calibri" w:hAnsi="Calibri" w:eastAsia="Microsoft YaHei"/>
+              </w:rPr>
+              <w:t>0.2233</w:t>
+            </w:r>
+          </w:p>
+        </w:tc>
+        <w:tc>
+          <w:tcPr>
+            <w:tcW w:type="dxa" w:w="1234"/>
+          </w:tcPr>
+          <w:p>
+            <w:r>
+              <w:rPr>
+                <w:rFonts w:ascii="Calibri" w:hAnsi="Calibri" w:eastAsia="Microsoft YaHei"/>
+              </w:rPr>
+              <w:t>0.2178</w:t>
+            </w:r>
+          </w:p>
+        </w:tc>
+        <w:tc>
+          <w:tcPr>
+            <w:tcW w:type="dxa" w:w="1234"/>
+          </w:tcPr>
+          <w:p>
+            <w:r>
+              <w:rPr>
+                <w:rFonts w:ascii="Calibri" w:hAnsi="Calibri" w:eastAsia="Microsoft YaHei"/>
+              </w:rPr>
+              <w:t>0.2915</w:t>
+            </w:r>
+          </w:p>
+        </w:tc>
+        <w:tc>
+          <w:tcPr>
+            <w:tcW w:type="dxa" w:w="1234"/>
+          </w:tcPr>
+          <w:p>
+            <w:r>
+              <w:rPr>
+                <w:rFonts w:ascii="Calibri" w:hAnsi="Calibri" w:eastAsia="Microsoft YaHei"/>
+              </w:rPr>
+              <w:t>0.4</w:t>
+            </w:r>
+          </w:p>
+        </w:tc>
+      </w:tr>
+      <w:tr>
+        <w:tc>
+          <w:tcPr>
+            <w:tcW w:type="dxa" w:w="1234"/>
+          </w:tcPr>
+          <w:p>
+            <w:r>
+              <w:rPr>
+                <w:rFonts w:ascii="Calibri" w:hAnsi="Calibri" w:eastAsia="Microsoft YaHei"/>
+              </w:rPr>
+              <w:t>13</w:t>
+            </w:r>
+          </w:p>
+        </w:tc>
+        <w:tc>
+          <w:tcPr>
+            <w:tcW w:type="dxa" w:w="1234"/>
+          </w:tcPr>
+          <w:p>
+            <w:r>
+              <w:rPr>
+                <w:rFonts w:ascii="Calibri" w:hAnsi="Calibri" w:eastAsia="Microsoft YaHei"/>
+              </w:rPr>
+              <w:t>*adaboost*</w:t>
+            </w:r>
+          </w:p>
+        </w:tc>
+        <w:tc>
+          <w:tcPr>
+            <w:tcW w:type="dxa" w:w="1234"/>
+          </w:tcPr>
+          <w:p>
+            <w:r>
+              <w:rPr>
+                <w:rFonts w:ascii="Calibri" w:hAnsi="Calibri" w:eastAsia="Microsoft YaHei"/>
+              </w:rPr>
+              <w:t>1</w:t>
+            </w:r>
+          </w:p>
+        </w:tc>
+        <w:tc>
+          <w:tcPr>
+            <w:tcW w:type="dxa" w:w="1234"/>
+          </w:tcPr>
+          <w:p>
+            <w:r>
+              <w:rPr>
+                <w:rFonts w:ascii="Calibri" w:hAnsi="Calibri" w:eastAsia="Microsoft YaHei"/>
+              </w:rPr>
+              <w:t>0.1198</w:t>
+            </w:r>
+          </w:p>
+        </w:tc>
+        <w:tc>
+          <w:tcPr>
+            <w:tcW w:type="dxa" w:w="1234"/>
+          </w:tcPr>
+          <w:p>
+            <w:r>
+              <w:rPr>
+                <w:rFonts w:ascii="Calibri" w:hAnsi="Calibri" w:eastAsia="Microsoft YaHei"/>
+              </w:rPr>
+              <w:t>0.1271</w:t>
+            </w:r>
+          </w:p>
+        </w:tc>
+        <w:tc>
+          <w:tcPr>
+            <w:tcW w:type="dxa" w:w="1234"/>
+          </w:tcPr>
+          <w:p>
+            <w:r>
+              <w:rPr>
+                <w:rFonts w:ascii="Calibri" w:hAnsi="Calibri" w:eastAsia="Microsoft YaHei"/>
+              </w:rPr>
+              <w:t>0.2582</w:t>
+            </w:r>
+          </w:p>
+        </w:tc>
+        <w:tc>
+          <w:tcPr>
+            <w:tcW w:type="dxa" w:w="1234"/>
+          </w:tcPr>
+          <w:p>
+            <w:r>
+              <w:rPr>
+                <w:rFonts w:ascii="Calibri" w:hAnsi="Calibri" w:eastAsia="Microsoft YaHei"/>
+              </w:rPr>
+              <w:t>3.6</w:t>
+            </w:r>
+          </w:p>
+        </w:tc>
+      </w:tr>
+      <w:tr>
+        <w:tc>
+          <w:tcPr>
+            <w:tcW w:type="dxa" w:w="1234"/>
+          </w:tcPr>
+          <w:p>
+            <w:r>
+              <w:rPr>
+                <w:rFonts w:ascii="Calibri" w:hAnsi="Calibri" w:eastAsia="Microsoft YaHei"/>
+              </w:rPr>
+              <w:t>14</w:t>
+            </w:r>
+          </w:p>
+        </w:tc>
+        <w:tc>
+          <w:tcPr>
+            <w:tcW w:type="dxa" w:w="1234"/>
+          </w:tcPr>
+          <w:p>
+            <w:r>
+              <w:rPr>
+                <w:rFonts w:ascii="Calibri" w:hAnsi="Calibri" w:eastAsia="Microsoft YaHei"/>
+              </w:rPr>
+              <w:t>cnn1d</w:t>
+            </w:r>
+          </w:p>
+        </w:tc>
+        <w:tc>
+          <w:tcPr>
+            <w:tcW w:type="dxa" w:w="1234"/>
+          </w:tcPr>
+          <w:p>
+            <w:r>
+              <w:rPr>
+                <w:rFonts w:ascii="Calibri" w:hAnsi="Calibri" w:eastAsia="Microsoft YaHei"/>
+              </w:rPr>
+              <w:t>2</w:t>
+            </w:r>
+          </w:p>
+        </w:tc>
+        <w:tc>
+          <w:tcPr>
+            <w:tcW w:type="dxa" w:w="1234"/>
+          </w:tcPr>
+          <w:p>
+            <w:r>
+              <w:rPr>
+                <w:rFonts w:ascii="Calibri" w:hAnsi="Calibri" w:eastAsia="Microsoft YaHei"/>
+              </w:rPr>
+              <w:t>0.1130</w:t>
+            </w:r>
+          </w:p>
+        </w:tc>
+        <w:tc>
+          <w:tcPr>
+            <w:tcW w:type="dxa" w:w="1234"/>
+          </w:tcPr>
+          <w:p>
+            <w:r>
+              <w:rPr>
+                <w:rFonts w:ascii="Calibri" w:hAnsi="Calibri" w:eastAsia="Microsoft YaHei"/>
+              </w:rPr>
+              <w:t>0.1225</w:t>
+            </w:r>
+          </w:p>
+        </w:tc>
+        <w:tc>
+          <w:tcPr>
+            <w:tcW w:type="dxa" w:w="1234"/>
+          </w:tcPr>
+          <w:p>
+            <w:r>
+              <w:rPr>
+                <w:rFonts w:ascii="Calibri" w:hAnsi="Calibri" w:eastAsia="Microsoft YaHei"/>
+              </w:rPr>
+              <w:t>0.2719</w:t>
+            </w:r>
+          </w:p>
+        </w:tc>
+        <w:tc>
+          <w:tcPr>
+            <w:tcW w:type="dxa" w:w="1234"/>
+          </w:tcPr>
+          <w:p>
+            <w:r>
+              <w:rPr>
+                <w:rFonts w:ascii="Calibri" w:hAnsi="Calibri" w:eastAsia="Microsoft YaHei"/>
+              </w:rPr>
+              <w:t>13.7</w:t>
+            </w:r>
+          </w:p>
+        </w:tc>
+      </w:tr>
+      <w:tr>
+        <w:tc>
+          <w:tcPr>
+            <w:tcW w:type="dxa" w:w="1234"/>
+          </w:tcPr>
+          <w:p>
+            <w:r>
+              <w:rPr>
+                <w:rFonts w:ascii="Calibri" w:hAnsi="Calibri" w:eastAsia="Microsoft YaHei"/>
+              </w:rPr>
+              <w:t>15</w:t>
+            </w:r>
+          </w:p>
+        </w:tc>
+        <w:tc>
+          <w:tcPr>
+            <w:tcW w:type="dxa" w:w="1234"/>
+          </w:tcPr>
+          <w:p>
+            <w:r>
+              <w:rPr>
+                <w:rFonts w:ascii="Calibri" w:hAnsi="Calibri" w:eastAsia="Microsoft YaHei"/>
+              </w:rPr>
+              <w:t>naive_bayes</w:t>
+            </w:r>
+          </w:p>
+        </w:tc>
+        <w:tc>
+          <w:tcPr>
+            <w:tcW w:type="dxa" w:w="1234"/>
+          </w:tcPr>
+          <w:p>
+            <w:r>
+              <w:rPr>
+                <w:rFonts w:ascii="Calibri" w:hAnsi="Calibri" w:eastAsia="Microsoft YaHei"/>
+              </w:rPr>
+              <w:t>1</w:t>
+            </w:r>
+          </w:p>
+        </w:tc>
+        <w:tc>
+          <w:tcPr>
+            <w:tcW w:type="dxa" w:w="1234"/>
+          </w:tcPr>
+          <w:p>
+            <w:r>
+              <w:rPr>
+                <w:rFonts w:ascii="Calibri" w:hAnsi="Calibri" w:eastAsia="Microsoft YaHei"/>
+              </w:rPr>
+              <w:t>0.0726</w:t>
+            </w:r>
+          </w:p>
+        </w:tc>
+        <w:tc>
+          <w:tcPr>
+            <w:tcW w:type="dxa" w:w="1234"/>
+          </w:tcPr>
+          <w:p>
+            <w:r>
+              <w:rPr>
+                <w:rFonts w:ascii="Calibri" w:hAnsi="Calibri" w:eastAsia="Microsoft YaHei"/>
+              </w:rPr>
+              <w:t>0.2096</w:t>
+            </w:r>
+          </w:p>
+        </w:tc>
+        <w:tc>
+          <w:tcPr>
+            <w:tcW w:type="dxa" w:w="1234"/>
+          </w:tcPr>
+          <w:p>
+            <w:r>
+              <w:rPr>
+                <w:rFonts w:ascii="Calibri" w:hAnsi="Calibri" w:eastAsia="Microsoft YaHei"/>
+              </w:rPr>
+              <w:t>0.0614</w:t>
+            </w:r>
+          </w:p>
+        </w:tc>
+        <w:tc>
+          <w:tcPr>
+            <w:tcW w:type="dxa" w:w="1234"/>
+          </w:tcPr>
+          <w:p>
+            <w:r>
+              <w:rPr>
+                <w:rFonts w:ascii="Calibri" w:hAnsi="Calibri" w:eastAsia="Microsoft YaHei"/>
+              </w:rPr>
+              <w:t>0.0</w:t>
+            </w:r>
+          </w:p>
+        </w:tc>
+      </w:tr>
+      <w:tr>
+        <w:tc>
+          <w:tcPr>
+            <w:tcW w:type="dxa" w:w="1234"/>
+          </w:tcPr>
+          <w:p>
+            <w:r>
+              <w:rPr>
+                <w:rFonts w:ascii="Calibri" w:hAnsi="Calibri" w:eastAsia="Microsoft YaHei"/>
+              </w:rPr>
+              <w:t>—</w:t>
+            </w:r>
+          </w:p>
+        </w:tc>
+        <w:tc>
+          <w:tcPr>
+            <w:tcW w:type="dxa" w:w="1234"/>
+          </w:tcPr>
+          <w:p>
+            <w:r>
+              <w:rPr>
+                <w:rFonts w:ascii="Calibri" w:hAnsi="Calibri" w:eastAsia="Microsoft YaHei"/>
+              </w:rPr>
+              <w:t>majority baseline</w:t>
+            </w:r>
+          </w:p>
+        </w:tc>
+        <w:tc>
+          <w:tcPr>
+            <w:tcW w:type="dxa" w:w="1234"/>
+          </w:tcPr>
+          <w:p>
+            <w:r>
+              <w:rPr>
+                <w:rFonts w:ascii="Calibri" w:hAnsi="Calibri" w:eastAsia="Microsoft YaHei"/>
+              </w:rPr>
+              <w:t>—</w:t>
+            </w:r>
+          </w:p>
+        </w:tc>
+        <w:tc>
+          <w:tcPr>
+            <w:tcW w:type="dxa" w:w="1234"/>
+          </w:tcPr>
+          <w:p>
+            <w:r>
+              <w:rPr>
+                <w:rFonts w:ascii="Calibri" w:hAnsi="Calibri" w:eastAsia="Microsoft YaHei"/>
+              </w:rPr>
+              <w:t>0.0250</w:t>
+            </w:r>
+          </w:p>
+        </w:tc>
+        <w:tc>
+          <w:tcPr>
+            <w:tcW w:type="dxa" w:w="1234"/>
+          </w:tcPr>
+          <w:p>
+            <w:r>
+              <w:rPr>
+                <w:rFonts w:ascii="Calibri" w:hAnsi="Calibri" w:eastAsia="Microsoft YaHei"/>
+              </w:rPr>
+              <w:t>0.0714</w:t>
+            </w:r>
+          </w:p>
+        </w:tc>
+        <w:tc>
+          <w:tcPr>
+            <w:tcW w:type="dxa" w:w="1234"/>
+          </w:tcPr>
+          <w:p>
+            <w:r>
+              <w:rPr>
+                <w:rFonts w:ascii="Calibri" w:hAnsi="Calibri" w:eastAsia="Microsoft YaHei"/>
+              </w:rPr>
+              <w:t>0.2117</w:t>
+            </w:r>
+          </w:p>
+        </w:tc>
+        <w:tc>
+          <w:tcPr>
+            <w:tcW w:type="dxa" w:w="1234"/>
+          </w:tcPr>
+          <w:p>
+            <w:r>
+              <w:rPr>
+                <w:rFonts w:ascii="Calibri" w:hAnsi="Calibri" w:eastAsia="Microsoft YaHei"/>
+              </w:rPr>
+              <w:t>0.0</w:t>
+            </w:r>
+          </w:p>
+        </w:tc>
+      </w:tr>
+    </w:tbl>
+    <w:p/>
+    <w:p>
+      <w:r>
+        <w:rPr>
+          <w:rFonts w:ascii="Calibri" w:hAnsi="Calibri" w:eastAsia="Microsoft YaHei"/>
+        </w:rPr>
+        <w:t>**Read the bottom of this table as a statement about defaults, not about the</w:t>
+      </w:r>
+    </w:p>
+    <w:p>
+      <w:r>
+        <w:rPr>
+          <w:rFonts w:ascii="Calibri" w:hAnsi="Calibri" w:eastAsia="Microsoft YaHei"/>
+        </w:rPr>
+        <w:t>models.** AdaBoost sits at 0.1198 here because its library default uses a</w:t>
+      </w:r>
+    </w:p>
+    <w:p>
+      <w:r>
+        <w:rPr>
+          <w:rFonts w:ascii="Calibri" w:hAnsi="Calibri" w:eastAsia="Microsoft YaHei"/>
+        </w:rPr>
+        <w:t>depth-1 stump as the weak learner, which cannot separate anything useful in 150</w:t>
+      </w:r>
+    </w:p>
+    <w:p>
+      <w:r>
+        <w:rPr>
+          <w:rFonts w:ascii="Calibri" w:hAnsi="Calibri" w:eastAsia="Microsoft YaHei"/>
+        </w:rPr>
+        <w:t>dimensions; tuned, the same model reaches 0.2596. The same effect, smaller, is</w:t>
+      </w:r>
+    </w:p>
+    <w:p>
+      <w:r>
+        <w:rPr>
+          <w:rFonts w:ascii="Calibri" w:hAnsi="Calibri" w:eastAsia="Microsoft YaHei"/>
+        </w:rPr>
+        <w:t>what the hyperparameter search found in XGBoost, where the default</w:t>
+      </w:r>
+    </w:p>
+    <w:p>
+      <w:r>
+        <w:rPr>
+          <w:rFonts w:ascii="Consolas" w:hAnsi="Consolas" w:eastAsia="Consolas"/>
+          <w:color w:val="B03060"/>
+          <w:sz w:val="19"/>
+        </w:rPr>
+        <w:t>max_depth=6</w:t>
+      </w:r>
+      <w:r>
+        <w:rPr>
+          <w:rFonts w:ascii="Calibri" w:hAnsi="Calibri" w:eastAsia="Microsoft YaHei"/>
+        </w:rPr>
+        <w:t xml:space="preserve"> also underfits. </w:t>
+      </w:r>
+      <w:r>
+        <w:rPr>
+          <w:rFonts w:ascii="Consolas" w:hAnsi="Consolas" w:eastAsia="Consolas"/>
+          <w:color w:val="B03060"/>
+          <w:sz w:val="19"/>
+        </w:rPr>
+        <w:t>naive_bayes</w:t>
+      </w:r>
+      <w:r>
+        <w:rPr>
+          <w:rFonts w:ascii="Calibri" w:hAnsi="Calibri" w:eastAsia="Microsoft YaHei"/>
+        </w:rPr>
+        <w:t xml:space="preserve"> is the one genuine outlier: its</w:t>
+      </w:r>
+    </w:p>
+    <w:p>
+      <w:r>
+        <w:rPr>
+          <w:rFonts w:ascii="Calibri" w:hAnsi="Calibri" w:eastAsia="Microsoft YaHei"/>
+        </w:rPr>
+        <w:t>accuracy of 0.0614 is below the majority baseline, because assuming 150</w:t>
+      </w:r>
+    </w:p>
+    <w:p>
+      <w:r>
+        <w:rPr>
+          <w:rFonts w:ascii="Calibri" w:hAnsi="Calibri" w:eastAsia="Microsoft YaHei"/>
+        </w:rPr>
+        <w:t>independent features is simply wrong for this data.</w:t>
+      </w:r>
+    </w:p>
+    <w:p>
+      <w:r>
+        <w:rPr>
+          <w:rFonts w:ascii="Calibri" w:hAnsi="Calibri" w:eastAsia="Microsoft YaHei"/>
+        </w:rPr>
+        <w:t xml:space="preserve">This run also reproduces </w:t>
+      </w:r>
+      <w:r>
+        <w:rPr>
+          <w:rFonts w:ascii="Consolas" w:hAnsi="Consolas" w:eastAsia="Consolas"/>
+          <w:color w:val="B03060"/>
+          <w:sz w:val="19"/>
+        </w:rPr>
+        <w:t>run_013</w:t>
+      </w:r>
+      <w:r>
+        <w:rPr>
+          <w:rFonts w:ascii="Calibri" w:hAnsi="Calibri" w:eastAsia="Microsoft YaHei"/>
+        </w:rPr>
+        <w:t xml:space="preserve"> exactly on all 14 shared models, which is a</w:t>
+      </w:r>
+    </w:p>
+    <w:p>
+      <w:r>
+        <w:rPr>
+          <w:rFonts w:ascii="Calibri" w:hAnsi="Calibri" w:eastAsia="Microsoft YaHei"/>
+        </w:rPr>
+        <w:t>second independent check on the numbers in the previous section.</w:t>
+      </w:r>
+    </w:p>
+    <w:p>
+      <w:pPr>
+        <w:pStyle w:val="Heading3"/>
+      </w:pPr>
+      <w:r>
+        <w:rPr>
+          <w:rFonts w:ascii="Calibri" w:hAnsi="Calibri" w:eastAsia="Microsoft YaHei"/>
+          <w:color w:val="1F1F1F"/>
+        </w:rPr>
+        <w:t>Why AdaBoost was added, and what it showed</w:t>
+      </w:r>
+    </w:p>
+    <w:p>
+      <w:r>
+        <w:rPr>
+          <w:rFonts w:ascii="Calibri" w:hAnsi="Calibri" w:eastAsia="Microsoft YaHei"/>
+        </w:rPr>
+        <w:t>AdaBoost is the boosting scheme that XGBoost and LightGBM are regularised</w:t>
+      </w:r>
+    </w:p>
+    <w:p>
+      <w:r>
+        <w:rPr>
+          <w:rFonts w:ascii="Calibri" w:hAnsi="Calibri" w:eastAsia="Microsoft YaHei"/>
+        </w:rPr>
+        <w:t>successors to. Including it turns "we chose gradient boosting" from an</w:t>
+      </w:r>
+    </w:p>
+    <w:p>
+      <w:r>
+        <w:rPr>
+          <w:rFonts w:ascii="Calibri" w:hAnsi="Calibri" w:eastAsia="Microsoft YaHei"/>
+        </w:rPr>
+        <w:t>assertion into a measurement:</w:t>
+      </w:r>
+    </w:p>
+    <w:tbl>
+      <w:tblPr>
+        <w:tblStyle w:val="TableGrid"/>
+        <w:tblW w:type="auto" w:w="0"/>
+        <w:jc w:val="left"/>
+        <w:tblLook w:firstColumn="1" w:firstRow="1" w:lastColumn="0" w:lastRow="0" w:noHBand="0" w:noVBand="1" w:val="04A0"/>
+      </w:tblPr>
+      <w:tblGrid>
+        <w:gridCol w:w="1728"/>
+        <w:gridCol w:w="1728"/>
+        <w:gridCol w:w="1728"/>
+        <w:gridCol w:w="1728"/>
+        <w:gridCol w:w="1728"/>
+      </w:tblGrid>
+      <w:tr>
+        <w:tc>
+          <w:tcPr>
+            <w:tcW w:type="dxa" w:w="1728"/>
+          </w:tcPr>
+          <w:p>
+            <w:r>
+              <w:rPr>
+                <w:rFonts w:ascii="Calibri" w:hAnsi="Calibri" w:eastAsia="Microsoft YaHei"/>
+                <w:b/>
+              </w:rPr>
+              <w:t>Model</w:t>
+            </w:r>
+          </w:p>
+        </w:tc>
+        <w:tc>
+          <w:tcPr>
+            <w:tcW w:type="dxa" w:w="1728"/>
+          </w:tcPr>
+          <w:p>
+            <w:r>
+              <w:rPr>
+                <w:rFonts w:ascii="Calibri" w:hAnsi="Calibri" w:eastAsia="Microsoft YaHei"/>
+                <w:b/>
+              </w:rPr>
+              <w:t>Default</w:t>
+            </w:r>
+          </w:p>
+        </w:tc>
+        <w:tc>
+          <w:tcPr>
+            <w:tcW w:type="dxa" w:w="1728"/>
+          </w:tcPr>
+          <w:p>
+            <w:r>
+              <w:rPr>
+                <w:rFonts w:ascii="Calibri" w:hAnsi="Calibri" w:eastAsia="Microsoft YaHei"/>
+                <w:b/>
+              </w:rPr>
+              <w:t>Tuned</w:t>
+            </w:r>
+          </w:p>
+        </w:tc>
+        <w:tc>
+          <w:tcPr>
+            <w:tcW w:type="dxa" w:w="1728"/>
+          </w:tcPr>
+          <w:p>
+            <w:r>
+              <w:rPr>
+                <w:rFonts w:ascii="Calibri" w:hAnsi="Calibri" w:eastAsia="Microsoft YaHei"/>
+                <w:b/>
+              </w:rPr>
+              <w:t>Gain</w:t>
+            </w:r>
+          </w:p>
+        </w:tc>
+        <w:tc>
+          <w:tcPr>
+            <w:tcW w:type="dxa" w:w="1728"/>
+          </w:tcPr>
+          <w:p>
+            <w:r>
+              <w:rPr>
+                <w:rFonts w:ascii="Calibri" w:hAnsi="Calibri" w:eastAsia="Microsoft YaHei"/>
+                <w:b/>
+              </w:rPr>
+              <w:t>Fit at best (s/fold)</w:t>
+            </w:r>
+          </w:p>
+        </w:tc>
+      </w:tr>
+      <w:tr>
+        <w:tc>
+          <w:tcPr>
+            <w:tcW w:type="dxa" w:w="1728"/>
+          </w:tcPr>
+          <w:p>
+            <w:r>
+              <w:rPr>
+                <w:rFonts w:ascii="Calibri" w:hAnsi="Calibri" w:eastAsia="Microsoft YaHei"/>
+              </w:rPr>
+              <w:t>xgboost</w:t>
+            </w:r>
+          </w:p>
+        </w:tc>
+        <w:tc>
+          <w:tcPr>
+            <w:tcW w:type="dxa" w:w="1728"/>
+          </w:tcPr>
+          <w:p>
+            <w:r>
+              <w:rPr>
+                <w:rFonts w:ascii="Calibri" w:hAnsi="Calibri" w:eastAsia="Microsoft YaHei"/>
+              </w:rPr>
+              <w:t>0.3040</w:t>
+            </w:r>
+          </w:p>
+        </w:tc>
+        <w:tc>
+          <w:tcPr>
+            <w:tcW w:type="dxa" w:w="1728"/>
+          </w:tcPr>
+          <w:p>
+            <w:r>
+              <w:rPr>
+                <w:rFonts w:ascii="Calibri" w:hAnsi="Calibri" w:eastAsia="Microsoft YaHei"/>
+                <w:b/>
+              </w:rPr>
+              <w:t>0.3271</w:t>
+            </w:r>
+          </w:p>
+        </w:tc>
+        <w:tc>
+          <w:tcPr>
+            <w:tcW w:type="dxa" w:w="1728"/>
+          </w:tcPr>
+          <w:p>
+            <w:r>
+              <w:rPr>
+                <w:rFonts w:ascii="Calibri" w:hAnsi="Calibri" w:eastAsia="Microsoft YaHei"/>
+              </w:rPr>
+              <w:t>+0.0231</w:t>
+            </w:r>
+          </w:p>
+        </w:tc>
+        <w:tc>
+          <w:tcPr>
+            <w:tcW w:type="dxa" w:w="1728"/>
+          </w:tcPr>
+          <w:p>
+            <w:r>
+              <w:rPr>
+                <w:rFonts w:ascii="Calibri" w:hAnsi="Calibri" w:eastAsia="Microsoft YaHei"/>
+              </w:rPr>
+              <w:t>44</w:t>
+            </w:r>
+          </w:p>
+        </w:tc>
+      </w:tr>
+      <w:tr>
+        <w:tc>
+          <w:tcPr>
+            <w:tcW w:type="dxa" w:w="1728"/>
+          </w:tcPr>
+          <w:p>
+            <w:r>
+              <w:rPr>
+                <w:rFonts w:ascii="Calibri" w:hAnsi="Calibri" w:eastAsia="Microsoft YaHei"/>
+              </w:rPr>
+              <w:t>lightgbm</w:t>
+            </w:r>
+          </w:p>
+        </w:tc>
+        <w:tc>
+          <w:tcPr>
+            <w:tcW w:type="dxa" w:w="1728"/>
+          </w:tcPr>
+          <w:p>
+            <w:r>
+              <w:rPr>
+                <w:rFonts w:ascii="Calibri" w:hAnsi="Calibri" w:eastAsia="Microsoft YaHei"/>
+              </w:rPr>
+              <w:t>0.2912</w:t>
+            </w:r>
+          </w:p>
+        </w:tc>
+        <w:tc>
+          <w:tcPr>
+            <w:tcW w:type="dxa" w:w="1728"/>
+          </w:tcPr>
+          <w:p>
+            <w:r>
+              <w:rPr>
+                <w:rFonts w:ascii="Calibri" w:hAnsi="Calibri" w:eastAsia="Microsoft YaHei"/>
+              </w:rPr>
+              <w:t>0.3052</w:t>
+            </w:r>
+          </w:p>
+        </w:tc>
+        <w:tc>
+          <w:tcPr>
+            <w:tcW w:type="dxa" w:w="1728"/>
+          </w:tcPr>
+          <w:p>
+            <w:r>
+              <w:rPr>
+                <w:rFonts w:ascii="Calibri" w:hAnsi="Calibri" w:eastAsia="Microsoft YaHei"/>
+              </w:rPr>
+              <w:t>+0.0140</w:t>
+            </w:r>
+          </w:p>
+        </w:tc>
+        <w:tc>
+          <w:tcPr>
+            <w:tcW w:type="dxa" w:w="1728"/>
+          </w:tcPr>
+          <w:p>
+            <w:r>
+              <w:rPr>
+                <w:rFonts w:ascii="Calibri" w:hAnsi="Calibri" w:eastAsia="Microsoft YaHei"/>
+              </w:rPr>
+              <w:t>6</w:t>
+            </w:r>
+          </w:p>
+        </w:tc>
+      </w:tr>
+      <w:tr>
+        <w:tc>
+          <w:tcPr>
+            <w:tcW w:type="dxa" w:w="1728"/>
+          </w:tcPr>
+          <w:p>
+            <w:r>
+              <w:rPr>
+                <w:rFonts w:ascii="Calibri" w:hAnsi="Calibri" w:eastAsia="Microsoft YaHei"/>
+              </w:rPr>
+              <w:t>random_forest</w:t>
+            </w:r>
+          </w:p>
+        </w:tc>
+        <w:tc>
+          <w:tcPr>
+            <w:tcW w:type="dxa" w:w="1728"/>
+          </w:tcPr>
+          <w:p>
+            <w:r>
+              <w:rPr>
+                <w:rFonts w:ascii="Calibri" w:hAnsi="Calibri" w:eastAsia="Microsoft YaHei"/>
+              </w:rPr>
+              <w:t>0.2816</w:t>
+            </w:r>
+          </w:p>
+        </w:tc>
+        <w:tc>
+          <w:tcPr>
+            <w:tcW w:type="dxa" w:w="1728"/>
+          </w:tcPr>
+          <w:p>
+            <w:r>
+              <w:rPr>
+                <w:rFonts w:ascii="Calibri" w:hAnsi="Calibri" w:eastAsia="Microsoft YaHei"/>
+              </w:rPr>
+              <w:t>0.2910</w:t>
+            </w:r>
+          </w:p>
+        </w:tc>
+        <w:tc>
+          <w:tcPr>
+            <w:tcW w:type="dxa" w:w="1728"/>
+          </w:tcPr>
+          <w:p>
+            <w:r>
+              <w:rPr>
+                <w:rFonts w:ascii="Calibri" w:hAnsi="Calibri" w:eastAsia="Microsoft YaHei"/>
+              </w:rPr>
+              <w:t>+0.0094</w:t>
+            </w:r>
+          </w:p>
+        </w:tc>
+        <w:tc>
+          <w:tcPr>
+            <w:tcW w:type="dxa" w:w="1728"/>
+          </w:tcPr>
+          <w:p>
+            <w:r>
+              <w:rPr>
+                <w:rFonts w:ascii="Calibri" w:hAnsi="Calibri" w:eastAsia="Microsoft YaHei"/>
+              </w:rPr>
+              <w:t>3</w:t>
+            </w:r>
+          </w:p>
+        </w:tc>
+      </w:tr>
+      <w:tr>
+        <w:tc>
+          <w:tcPr>
+            <w:tcW w:type="dxa" w:w="1728"/>
+          </w:tcPr>
+          <w:p>
+            <w:r>
+              <w:rPr>
+                <w:rFonts w:ascii="Calibri" w:hAnsi="Calibri" w:eastAsia="Microsoft YaHei"/>
+              </w:rPr>
+              <w:t>*adaboost*</w:t>
+            </w:r>
+          </w:p>
+        </w:tc>
+        <w:tc>
+          <w:tcPr>
+            <w:tcW w:type="dxa" w:w="1728"/>
+          </w:tcPr>
+          <w:p>
+            <w:r>
+              <w:rPr>
+                <w:rFonts w:ascii="Calibri" w:hAnsi="Calibri" w:eastAsia="Microsoft YaHei"/>
+              </w:rPr>
+              <w:t>0.1198</w:t>
+            </w:r>
+          </w:p>
+        </w:tc>
+        <w:tc>
+          <w:tcPr>
+            <w:tcW w:type="dxa" w:w="1728"/>
+          </w:tcPr>
+          <w:p>
+            <w:r>
+              <w:rPr>
+                <w:rFonts w:ascii="Calibri" w:hAnsi="Calibri" w:eastAsia="Microsoft YaHei"/>
+              </w:rPr>
+              <w:t>0.2596</w:t>
+            </w:r>
+          </w:p>
+        </w:tc>
+        <w:tc>
+          <w:tcPr>
+            <w:tcW w:type="dxa" w:w="1728"/>
+          </w:tcPr>
+          <w:p>
+            <w:r>
+              <w:rPr>
+                <w:rFonts w:ascii="Calibri" w:hAnsi="Calibri" w:eastAsia="Microsoft YaHei"/>
+                <w:b/>
+              </w:rPr>
+              <w:t>+0.1398</w:t>
+            </w:r>
+          </w:p>
+        </w:tc>
+        <w:tc>
+          <w:tcPr>
+            <w:tcW w:type="dxa" w:w="1728"/>
+          </w:tcPr>
+          <w:p>
+            <w:r>
+              <w:rPr>
+                <w:rFonts w:ascii="Calibri" w:hAnsi="Calibri" w:eastAsia="Microsoft YaHei"/>
+              </w:rPr>
+              <w:t>216</w:t>
+            </w:r>
+          </w:p>
+        </w:tc>
+      </w:tr>
+      <w:tr>
+        <w:tc>
+          <w:tcPr>
+            <w:tcW w:type="dxa" w:w="1728"/>
+          </w:tcPr>
+          <w:p>
+            <w:r>
+              <w:rPr>
+                <w:rFonts w:ascii="Calibri" w:hAnsi="Calibri" w:eastAsia="Microsoft YaHei"/>
+              </w:rPr>
+              <w:t>stacking</w:t>
+            </w:r>
+          </w:p>
+        </w:tc>
+        <w:tc>
+          <w:tcPr>
+            <w:tcW w:type="dxa" w:w="1728"/>
+          </w:tcPr>
+          <w:p>
+            <w:r>
+              <w:rPr>
+                <w:rFonts w:ascii="Calibri" w:hAnsi="Calibri" w:eastAsia="Microsoft YaHei"/>
+              </w:rPr>
+              <w:t>0.3164</w:t>
+            </w:r>
+          </w:p>
+        </w:tc>
+        <w:tc>
+          <w:tcPr>
+            <w:tcW w:type="dxa" w:w="1728"/>
+          </w:tcPr>
+          <w:p>
+            <w:r>
+              <w:rPr>
+                <w:rFonts w:ascii="Calibri" w:hAnsi="Calibri" w:eastAsia="Microsoft YaHei"/>
+              </w:rPr>
+              <w:t>0.3170</w:t>
+            </w:r>
+          </w:p>
+        </w:tc>
+        <w:tc>
+          <w:tcPr>
+            <w:tcW w:type="dxa" w:w="1728"/>
+          </w:tcPr>
+          <w:p>
+            <w:r>
+              <w:rPr>
+                <w:rFonts w:ascii="Calibri" w:hAnsi="Calibri" w:eastAsia="Microsoft YaHei"/>
+              </w:rPr>
+              <w:t>+0.0006</w:t>
+            </w:r>
+          </w:p>
+        </w:tc>
+        <w:tc>
+          <w:tcPr>
+            <w:tcW w:type="dxa" w:w="1728"/>
+          </w:tcPr>
+          <w:p>
+            <w:r>
+              <w:rPr>
+                <w:rFonts w:ascii="Calibri" w:hAnsi="Calibri" w:eastAsia="Microsoft YaHei"/>
+              </w:rPr>
+              <w:t>34</w:t>
+            </w:r>
+          </w:p>
+        </w:tc>
+      </w:tr>
+    </w:tbl>
+    <w:p/>
+    <w:p>
+      <w:r>
+        <w:rPr>
+          <w:rFonts w:ascii="Calibri" w:hAnsi="Calibri" w:eastAsia="Microsoft YaHei"/>
+        </w:rPr>
+        <w:t>Tuned, AdaBoost reaches 0.2596 against XGBoost's 0.3271 at roughly five times</w:t>
+      </w:r>
+    </w:p>
+    <w:p>
+      <w:r>
+        <w:rPr>
+          <w:rFonts w:ascii="Calibri" w:hAnsi="Calibri" w:eastAsia="Microsoft YaHei"/>
+        </w:rPr>
+        <w:t>the fit cost, so the modern implementations are the right choice on this data.</w:t>
+      </w:r>
+    </w:p>
+    <w:p>
+      <w:r>
+        <w:rPr>
+          <w:rFonts w:ascii="Calibri" w:hAnsi="Calibri" w:eastAsia="Microsoft YaHei"/>
+        </w:rPr>
+        <w:t>Its +0.1398 is the largest tuning gain of any model, entirely because its</w:t>
+      </w:r>
+    </w:p>
+    <w:p>
+      <w:r>
+        <w:rPr>
+          <w:rFonts w:ascii="Calibri" w:hAnsi="Calibri" w:eastAsia="Microsoft YaHei"/>
+        </w:rPr>
+        <w:t>default weak learner is badly matched to a 150-dimension feature space: the best</w:t>
+      </w:r>
+    </w:p>
+    <w:p>
+      <w:r>
+        <w:rPr>
+          <w:rFonts w:ascii="Calibri" w:hAnsi="Calibri" w:eastAsia="Microsoft YaHei"/>
+        </w:rPr>
+        <w:t xml:space="preserve">configuration is </w:t>
+      </w:r>
+      <w:r>
+        <w:rPr>
+          <w:rFonts w:ascii="Consolas" w:hAnsi="Consolas" w:eastAsia="Consolas"/>
+          <w:color w:val="B03060"/>
+          <w:sz w:val="19"/>
+        </w:rPr>
+        <w:t>n_estimators=600, max_depth=10, learning_rate=0.5</w:t>
+      </w:r>
+      <w:r>
+        <w:rPr>
+          <w:rFonts w:ascii="Calibri" w:hAnsi="Calibri" w:eastAsia="Microsoft YaHei"/>
+        </w:rPr>
+        <w:t>.</w:t>
+      </w:r>
+    </w:p>
+    <w:p>
+      <w:pPr>
+        <w:pStyle w:val="Heading3"/>
+      </w:pPr>
+      <w:r>
+        <w:rPr>
+          <w:rFonts w:ascii="Calibri" w:hAnsi="Calibri" w:eastAsia="Microsoft YaHei"/>
+          <w:color w:val="1F1F1F"/>
+        </w:rPr>
+        <w:t>A note on the tier 3 ensembles</w:t>
+      </w:r>
+    </w:p>
+    <w:p>
+      <w:r>
+        <w:rPr>
+          <w:rFonts w:ascii="Calibri" w:hAnsi="Calibri" w:eastAsia="Microsoft YaHei"/>
+        </w:rPr>
+        <w:t>The tiers are a naming convention for model families — tier 1 classical, tier 2</w:t>
+      </w:r>
+    </w:p>
+    <w:p>
+      <w:r>
+        <w:rPr>
+          <w:rFonts w:ascii="Calibri" w:hAnsi="Calibri" w:eastAsia="Microsoft YaHei"/>
+        </w:rPr>
+        <w:t>PyTorch, tier 3 ensembles — not a structural difference. Every classifier</w:t>
+      </w:r>
+    </w:p>
+    <w:p>
+      <w:r>
+        <w:rPr>
+          <w:rFonts w:ascii="Calibri" w:hAnsi="Calibri" w:eastAsia="Microsoft YaHei"/>
+        </w:rPr>
+        <w:t xml:space="preserve">implements the same </w:t>
+      </w:r>
+      <w:r>
+        <w:rPr>
+          <w:rFonts w:ascii="Consolas" w:hAnsi="Consolas" w:eastAsia="Consolas"/>
+          <w:color w:val="B03060"/>
+          <w:sz w:val="19"/>
+        </w:rPr>
+        <w:t>fit(X, y)</w:t>
+      </w:r>
+      <w:r>
+        <w:rPr>
+          <w:rFonts w:ascii="Calibri" w:hAnsi="Calibri" w:eastAsia="Microsoft YaHei"/>
+        </w:rPr>
+        <w:t xml:space="preserve"> and </w:t>
+      </w:r>
+      <w:r>
+        <w:rPr>
+          <w:rFonts w:ascii="Consolas" w:hAnsi="Consolas" w:eastAsia="Consolas"/>
+          <w:color w:val="B03060"/>
+          <w:sz w:val="19"/>
+        </w:rPr>
+        <w:t>predict(X) -&gt; PredictionResult</w:t>
+      </w:r>
+      <w:r>
+        <w:rPr>
+          <w:rFonts w:ascii="Calibri" w:hAnsi="Calibri" w:eastAsia="Microsoft YaHei"/>
+        </w:rPr>
+        <w:t>, and the</w:t>
+      </w:r>
+    </w:p>
+    <w:p>
+      <w:r>
+        <w:rPr>
+          <w:rFonts w:ascii="Calibri" w:hAnsi="Calibri" w:eastAsia="Microsoft YaHei"/>
+        </w:rPr>
+        <w:t xml:space="preserve">tier 2 models convert to tensors inside </w:t>
+      </w:r>
+      <w:r>
+        <w:rPr>
+          <w:rFonts w:ascii="Consolas" w:hAnsi="Consolas" w:eastAsia="Consolas"/>
+          <w:color w:val="B03060"/>
+          <w:sz w:val="19"/>
+        </w:rPr>
+        <w:t>fit</w:t>
+      </w:r>
+      <w:r>
+        <w:rPr>
+          <w:rFonts w:ascii="Calibri" w:hAnsi="Calibri" w:eastAsia="Microsoft YaHei"/>
+        </w:rPr>
+        <w:t>, so an ensemble can mix tiers</w:t>
+      </w:r>
+    </w:p>
+    <w:p>
+      <w:r>
+        <w:rPr>
+          <w:rFonts w:ascii="Calibri" w:hAnsi="Calibri" w:eastAsia="Microsoft YaHei"/>
+        </w:rPr>
+        <w:t xml:space="preserve">without knowing which is which. </w:t>
+      </w:r>
+      <w:r>
+        <w:rPr>
+          <w:rFonts w:ascii="Consolas" w:hAnsi="Consolas" w:eastAsia="Consolas"/>
+          <w:color w:val="B03060"/>
+          <w:sz w:val="19"/>
+        </w:rPr>
+        <w:t>voting</w:t>
+      </w:r>
+      <w:r>
+        <w:rPr>
+          <w:rFonts w:ascii="Calibri" w:hAnsi="Calibri" w:eastAsia="Microsoft YaHei"/>
+        </w:rPr>
+        <w:t xml:space="preserve"> and </w:t>
+      </w:r>
+      <w:r>
+        <w:rPr>
+          <w:rFonts w:ascii="Consolas" w:hAnsi="Consolas" w:eastAsia="Consolas"/>
+          <w:color w:val="B03060"/>
+          <w:sz w:val="19"/>
+        </w:rPr>
+        <w:t>stacking</w:t>
+      </w:r>
+      <w:r>
+        <w:rPr>
+          <w:rFonts w:ascii="Calibri" w:hAnsi="Calibri" w:eastAsia="Microsoft YaHei"/>
+        </w:rPr>
+        <w:t xml:space="preserve"> both combine</w:t>
+      </w:r>
+    </w:p>
+    <w:p>
+      <w:r>
+        <w:rPr>
+          <w:rFonts w:ascii="Calibri" w:hAnsi="Calibri" w:eastAsia="Microsoft YaHei"/>
+        </w:rPr>
+        <w:t>SVM + RandomForest + MLP, the last of which is tier 2.</w:t>
+      </w:r>
+    </w:p>
+    <w:p>
+      <w:r>
+        <w:rPr>
+          <w:rFonts w:ascii="Consolas" w:hAnsi="Consolas" w:eastAsia="Consolas"/>
+          <w:color w:val="B03060"/>
+          <w:sz w:val="19"/>
+        </w:rPr>
+        <w:t>late_fusion</w:t>
+      </w:r>
+      <w:r>
+        <w:rPr>
+          <w:rFonts w:ascii="Calibri" w:hAnsi="Calibri" w:eastAsia="Microsoft YaHei"/>
+        </w:rPr>
+        <w:t xml:space="preserve"> is a different construction and should not be grouped with the</w:t>
+      </w:r>
+    </w:p>
+    <w:p>
+      <w:r>
+        <w:rPr>
+          <w:rFonts w:ascii="Calibri" w:hAnsi="Calibri" w:eastAsia="Microsoft YaHei"/>
+        </w:rPr>
+        <w:t>other two in the write-up: it splits the 150-dimension vector and gives each</w:t>
+      </w:r>
+    </w:p>
+    <w:p>
+      <w:r>
+        <w:rPr>
+          <w:rFonts w:ascii="Calibri" w:hAnsi="Calibri" w:eastAsia="Microsoft YaHei"/>
+        </w:rPr>
+        <w:t>branch a slice, fusing across feature groups rather than across models.</w:t>
+      </w:r>
+    </w:p>
+    <w:p>
+      <w:r>
+        <w:rPr>
+          <w:rFonts w:ascii="Calibri" w:hAnsi="Calibri" w:eastAsia="Microsoft YaHei"/>
+        </w:rPr>
+        <w:t>One result worth knowing before anyone tries to improve stacking: replacing its</w:t>
+      </w:r>
+    </w:p>
+    <w:p>
+      <w:r>
+        <w:rPr>
+          <w:rFonts w:ascii="Calibri" w:hAnsi="Calibri" w:eastAsia="Microsoft YaHei"/>
+        </w:rPr>
+        <w:t xml:space="preserve">base estimators with stronger ones makes it worse. </w:t>
+      </w:r>
+      <w:r>
+        <w:rPr>
+          <w:rFonts w:ascii="Consolas" w:hAnsi="Consolas" w:eastAsia="Consolas"/>
+          <w:color w:val="B03060"/>
+          <w:sz w:val="19"/>
+        </w:rPr>
+        <w:t>svm+random_forest+mlp</w:t>
+      </w:r>
+    </w:p>
+    <w:p>
+      <w:r>
+        <w:rPr>
+          <w:rFonts w:ascii="Calibri" w:hAnsi="Calibri" w:eastAsia="Microsoft YaHei"/>
+        </w:rPr>
+        <w:t xml:space="preserve">scores 0.3170; </w:t>
+      </w:r>
+      <w:r>
+        <w:rPr>
+          <w:rFonts w:ascii="Consolas" w:hAnsi="Consolas" w:eastAsia="Consolas"/>
+          <w:color w:val="B03060"/>
+          <w:sz w:val="19"/>
+        </w:rPr>
+        <w:t>svm+lightgbm+xgboost</w:t>
+      </w:r>
+      <w:r>
+        <w:rPr>
+          <w:rFonts w:ascii="Calibri" w:hAnsi="Calibri" w:eastAsia="Microsoft YaHei"/>
+        </w:rPr>
+        <w:t xml:space="preserve"> scores 0.2715. The cause is in</w:t>
+      </w:r>
+    </w:p>
+    <w:p>
+      <w:r>
+        <w:rPr>
+          <w:rFonts w:ascii="Consolas" w:hAnsi="Consolas" w:eastAsia="Consolas"/>
+          <w:color w:val="B03060"/>
+          <w:sz w:val="19"/>
+        </w:rPr>
+        <w:t>tier3/stacking.py:fit</w:t>
+      </w:r>
+      <w:r>
+        <w:rPr>
+          <w:rFonts w:ascii="Calibri" w:hAnsi="Calibri" w:eastAsia="Microsoft YaHei"/>
+        </w:rPr>
+        <w:t>, which builds the meta-features from base predictions on</w:t>
+      </w:r>
+    </w:p>
+    <w:p>
+      <w:r>
+        <w:rPr>
+          <w:rFonts w:ascii="Calibri" w:hAnsi="Calibri" w:eastAsia="Microsoft YaHei"/>
+        </w:rPr>
+        <w:t>the same rows the bases were just fitted on, with no internal cross-validation.</w:t>
+      </w:r>
+    </w:p>
+    <w:p>
+      <w:r>
+        <w:rPr>
+          <w:rFonts w:ascii="Calibri" w:hAnsi="Calibri" w:eastAsia="Microsoft YaHei"/>
+        </w:rPr>
+        <w:t>Stronger bases fit the training fold more closely, so their probabilities are</w:t>
+      </w:r>
+    </w:p>
+    <w:p>
+      <w:r>
+        <w:rPr>
+          <w:rFonts w:ascii="Calibri" w:hAnsi="Calibri" w:eastAsia="Microsoft YaHei"/>
+        </w:rPr>
+        <w:t>more over-confident than anything that occurs at test time, and the meta-learner</w:t>
+      </w:r>
+    </w:p>
+    <w:p>
+      <w:r>
+        <w:rPr>
+          <w:rFonts w:ascii="Calibri" w:hAnsi="Calibri" w:eastAsia="Microsoft YaHei"/>
+        </w:rPr>
+        <w:t>is calibrated on a distribution it will never see. Using out-of-fold predictions</w:t>
+      </w:r>
+    </w:p>
+    <w:p>
+      <w:r>
+        <w:rPr>
+          <w:rFonts w:ascii="Calibri" w:hAnsi="Calibri" w:eastAsia="Microsoft YaHei"/>
+        </w:rPr>
+        <w:t xml:space="preserve">for the meta-features — what </w:t>
+      </w:r>
+      <w:r>
+        <w:rPr>
+          <w:rFonts w:ascii="Consolas" w:hAnsi="Consolas" w:eastAsia="Consolas"/>
+          <w:color w:val="B03060"/>
+          <w:sz w:val="19"/>
+        </w:rPr>
+        <w:t>sklearn</w:t>
+      </w:r>
+      <w:r>
+        <w:rPr>
+          <w:rFonts w:ascii="Calibri" w:hAnsi="Calibri" w:eastAsia="Microsoft YaHei"/>
+        </w:rPr>
+        <w:t xml:space="preserve">'s own </w:t>
+      </w:r>
+      <w:r>
+        <w:rPr>
+          <w:rFonts w:ascii="Consolas" w:hAnsi="Consolas" w:eastAsia="Consolas"/>
+          <w:color w:val="B03060"/>
+          <w:sz w:val="19"/>
+        </w:rPr>
+        <w:t>StackingClassifier</w:t>
+      </w:r>
+      <w:r>
+        <w:rPr>
+          <w:rFonts w:ascii="Calibri" w:hAnsi="Calibri" w:eastAsia="Microsoft YaHei"/>
+        </w:rPr>
+        <w:t xml:space="preserve"> does through</w:t>
+      </w:r>
+    </w:p>
+    <w:p>
+      <w:r>
+        <w:rPr>
+          <w:rFonts w:ascii="Calibri" w:hAnsi="Calibri" w:eastAsia="Microsoft YaHei"/>
+        </w:rPr>
+        <w:t xml:space="preserve">its </w:t>
+      </w:r>
+      <w:r>
+        <w:rPr>
+          <w:rFonts w:ascii="Consolas" w:hAnsi="Consolas" w:eastAsia="Consolas"/>
+          <w:color w:val="B03060"/>
+          <w:sz w:val="19"/>
+        </w:rPr>
+        <w:t>cv</w:t>
+      </w:r>
+      <w:r>
+        <w:rPr>
+          <w:rFonts w:ascii="Calibri" w:hAnsi="Calibri" w:eastAsia="Microsoft YaHei"/>
+        </w:rPr>
+        <w:t xml:space="preserve"> argument — would fix it.</w:t>
+      </w:r>
     </w:p>
     <w:p>
       <w:pPr>
@@ -4839,6 +7508,184 @@
           <w:rFonts w:ascii="Calibri" w:hAnsi="Calibri" w:eastAsia="Microsoft YaHei"/>
           <w:color w:val="1F1F1F"/>
         </w:rPr>
+        <w:t>5. A saved stacking model cannot be loaded back</w:t>
+      </w:r>
+    </w:p>
+    <w:p>
+      <w:r>
+        <w:rPr>
+          <w:rFonts w:ascii="Consolas" w:hAnsi="Consolas" w:eastAsia="Consolas"/>
+          <w:color w:val="B03060"/>
+          <w:sz w:val="19"/>
+        </w:rPr>
+        <w:t>app/ml/classifiers/tier3/stacking.py:save</w:t>
+      </w:r>
+      <w:r>
+        <w:rPr>
+          <w:rFonts w:ascii="Calibri" w:hAnsi="Calibri" w:eastAsia="Microsoft YaHei"/>
+        </w:rPr>
+        <w:t xml:space="preserve"> pickles only the meta-learner:</w:t>
+      </w:r>
+    </w:p>
+    <w:p>
+      <w:pPr>
+        <w:spacing w:before="120" w:after="120"/>
+        <w:ind w:left="360"/>
+        <w:shd w:val="clear" w:fill="F4F4F4"/>
+      </w:pPr>
+      <w:r>
+        <w:rPr>
+          <w:rFonts w:ascii="Consolas" w:hAnsi="Consolas" w:eastAsia="Consolas"/>
+          <w:sz w:val="18"/>
+        </w:rPr>
+        <w:t>def save(self, path):</w:t>
+        <w:br/>
+        <w:t xml:space="preserve">    pickle.dump(self._meta_learner, f)</w:t>
+        <w:br/>
+        <w:t>def load(self, path):</w:t>
+        <w:br/>
+        <w:t xml:space="preserve">    self._meta_learner = pickle.load(f)</w:t>
+      </w:r>
+    </w:p>
+    <w:p>
+      <w:r>
+        <w:rPr>
+          <w:rFonts w:ascii="Consolas" w:hAnsi="Consolas" w:eastAsia="Consolas"/>
+          <w:color w:val="B03060"/>
+          <w:sz w:val="19"/>
+        </w:rPr>
+        <w:t>_base_estimators</w:t>
+      </w:r>
+      <w:r>
+        <w:rPr>
+          <w:rFonts w:ascii="Calibri" w:hAnsi="Calibri" w:eastAsia="Microsoft YaHei"/>
+        </w:rPr>
+        <w:t xml:space="preserve"> is not stored, so after </w:t>
+      </w:r>
+      <w:r>
+        <w:rPr>
+          <w:rFonts w:ascii="Consolas" w:hAnsi="Consolas" w:eastAsia="Consolas"/>
+          <w:color w:val="B03060"/>
+          <w:sz w:val="19"/>
+        </w:rPr>
+        <w:t>load</w:t>
+      </w:r>
+      <w:r>
+        <w:rPr>
+          <w:rFonts w:ascii="Calibri" w:hAnsi="Calibri" w:eastAsia="Microsoft YaHei"/>
+        </w:rPr>
+        <w:t xml:space="preserve"> it is empty and</w:t>
+      </w:r>
+    </w:p>
+    <w:p>
+      <w:r>
+        <w:rPr>
+          <w:rFonts w:ascii="Consolas" w:hAnsi="Consolas" w:eastAsia="Consolas"/>
+          <w:color w:val="B03060"/>
+          <w:sz w:val="19"/>
+        </w:rPr>
+        <w:t>_build_meta_features</w:t>
+      </w:r>
+      <w:r>
+        <w:rPr>
+          <w:rFonts w:ascii="Calibri" w:hAnsi="Calibri" w:eastAsia="Microsoft YaHei"/>
+        </w:rPr>
+        <w:t xml:space="preserve"> receives </w:t>
+      </w:r>
+      <w:r>
+        <w:rPr>
+          <w:rFonts w:ascii="Consolas" w:hAnsi="Consolas" w:eastAsia="Consolas"/>
+          <w:color w:val="B03060"/>
+          <w:sz w:val="19"/>
+        </w:rPr>
+        <w:t>np.hstack([])</w:t>
+      </w:r>
+      <w:r>
+        <w:rPr>
+          <w:rFonts w:ascii="Calibri" w:hAnsi="Calibri" w:eastAsia="Microsoft YaHei"/>
+        </w:rPr>
+        <w:t>. Any round trip through</w:t>
+      </w:r>
+    </w:p>
+    <w:p>
+      <w:r>
+        <w:rPr>
+          <w:rFonts w:ascii="Calibri" w:hAnsi="Calibri" w:eastAsia="Microsoft YaHei"/>
+        </w:rPr>
+        <w:t>save/load raises. This is unconditional — unlike the encoding bug it does not</w:t>
+      </w:r>
+    </w:p>
+    <w:p>
+      <w:r>
+        <w:rPr>
+          <w:rFonts w:ascii="Calibri" w:hAnsi="Calibri" w:eastAsia="Microsoft YaHei"/>
+        </w:rPr>
+        <w:t>depend on the platform — and it affects the model that scores best on default</w:t>
+      </w:r>
+    </w:p>
+    <w:p>
+      <w:r>
+        <w:rPr>
+          <w:rFonts w:ascii="Calibri" w:hAnsi="Calibri" w:eastAsia="Microsoft YaHei"/>
+        </w:rPr>
+        <w:t>hyperparameters. The fix is to pickle the base estimators alongside the</w:t>
+      </w:r>
+    </w:p>
+    <w:p>
+      <w:r>
+        <w:rPr>
+          <w:rFonts w:ascii="Calibri" w:hAnsi="Calibri" w:eastAsia="Microsoft YaHei"/>
+        </w:rPr>
+        <w:t>meta-learner.</w:t>
+      </w:r>
+    </w:p>
+    <w:p>
+      <w:r>
+        <w:rPr>
+          <w:rFonts w:ascii="Calibri" w:hAnsi="Calibri" w:eastAsia="Microsoft YaHei"/>
+        </w:rPr>
+        <w:t xml:space="preserve">The same file's </w:t>
+      </w:r>
+      <w:r>
+        <w:rPr>
+          <w:rFonts w:ascii="Consolas" w:hAnsi="Consolas" w:eastAsia="Consolas"/>
+          <w:color w:val="B03060"/>
+          <w:sz w:val="19"/>
+        </w:rPr>
+        <w:t>fit</w:t>
+      </w:r>
+      <w:r>
+        <w:rPr>
+          <w:rFonts w:ascii="Calibri" w:hAnsi="Calibri" w:eastAsia="Microsoft YaHei"/>
+        </w:rPr>
+        <w:t xml:space="preserve"> has the separate issue described in the ensembles note</w:t>
+      </w:r>
+    </w:p>
+    <w:p>
+      <w:r>
+        <w:rPr>
+          <w:rFonts w:ascii="Calibri" w:hAnsi="Calibri" w:eastAsia="Microsoft YaHei"/>
+        </w:rPr>
+        <w:t>above: meta-features are built without cross-validation, which caps what</w:t>
+      </w:r>
+    </w:p>
+    <w:p>
+      <w:r>
+        <w:rPr>
+          <w:rFonts w:ascii="Calibri" w:hAnsi="Calibri" w:eastAsia="Microsoft YaHei"/>
+        </w:rPr>
+        <w:t>stacking can achieve.</w:t>
+      </w:r>
+    </w:p>
+    <w:p>
+      <w:pPr>
+        <w:pStyle w:val="Heading3"/>
+      </w:pPr>
+      <w:r>
+        <w:rPr>
+          <w:rFonts w:ascii="Calibri" w:hAnsi="Calibri" w:eastAsia="Microsoft YaHei"/>
+          <w:color w:val="1F1F1F"/>
+        </w:rPr>
         <w:t>Already correct on the new branch</w:t>
       </w:r>
     </w:p>
@@ -5250,6 +8097,66 @@
                 <w:rFonts w:ascii="Calibri" w:hAnsi="Calibri" w:eastAsia="Microsoft YaHei"/>
               </w:rPr>
               <w:t>the grouped and shuffled split comparison</w:t>
+            </w:r>
+          </w:p>
+        </w:tc>
+      </w:tr>
+      <w:tr>
+        <w:tc>
+          <w:tcPr>
+            <w:tcW w:type="dxa" w:w="4320"/>
+          </w:tcPr>
+          <w:p>
+            <w:r>
+              <w:rPr>
+                <w:rFonts w:ascii="Consolas" w:hAnsi="Consolas" w:eastAsia="Consolas"/>
+                <w:color w:val="B03060"/>
+                <w:sz w:val="19"/>
+              </w:rPr>
+              <w:t>run_022</w:t>
+            </w:r>
+          </w:p>
+        </w:tc>
+        <w:tc>
+          <w:tcPr>
+            <w:tcW w:type="dxa" w:w="4320"/>
+          </w:tcPr>
+          <w:p>
+            <w:r>
+              <w:rPr>
+                <w:rFonts w:ascii="Calibri" w:hAnsi="Calibri" w:eastAsia="Microsoft YaHei"/>
+              </w:rPr>
+              <w:t>all 15 models on identical folds</w:t>
+            </w:r>
+          </w:p>
+        </w:tc>
+      </w:tr>
+      <w:tr>
+        <w:tc>
+          <w:tcPr>
+            <w:tcW w:type="dxa" w:w="4320"/>
+          </w:tcPr>
+          <w:p>
+            <w:r>
+              <w:rPr>
+                <w:rFonts w:ascii="Consolas" w:hAnsi="Consolas" w:eastAsia="Consolas"/>
+                <w:color w:val="B03060"/>
+                <w:sz w:val="19"/>
+              </w:rPr>
+              <w:t>run_023</w:t>
+            </w:r>
+          </w:p>
+        </w:tc>
+        <w:tc>
+          <w:tcPr>
+            <w:tcW w:type="dxa" w:w="4320"/>
+          </w:tcPr>
+          <w:p>
+            <w:r>
+              <w:rPr>
+                <w:rFonts w:ascii="Calibri" w:hAnsi="Calibri" w:eastAsia="Microsoft YaHei"/>
+              </w:rPr>
+              <w:t>the AdaBoost hyperparameter grid</w:t>
             </w:r>
           </w:p>
         </w:tc>
